--- a/doc/Relatorio_Atividades_Praticas_Final 2.docx
+++ b/doc/Relatorio_Atividades_Praticas_Final 2.docx
@@ -1,6 +1,6 @@
 
 <file path=word/document.xml><?xml version="1.0" encoding="utf-8"?>
-<w:document xmlns:wpc="http://schemas.microsoft.com/office/word/2010/wordprocessingCanvas" xmlns:cx="http://schemas.microsoft.com/office/drawing/2014/chartex" xmlns:mc="http://schemas.openxmlformats.org/markup-compatibility/2006" xmlns:o="urn:schemas-microsoft-com:office:office" xmlns:r="http://schemas.openxmlformats.org/officeDocument/2006/relationships" xmlns:m="http://schemas.openxmlformats.org/officeDocument/2006/math" xmlns:v="urn:schemas-microsoft-com:vml" xmlns:wp14="http://schemas.microsoft.com/office/word/2010/wordprocessingDrawing" xmlns:wp="http://schemas.openxmlformats.org/drawingml/2006/wordprocessingDrawing" xmlns:w10="urn:schemas-microsoft-com:office:word" xmlns:w="http://schemas.openxmlformats.org/wordprocessingml/2006/main" xmlns:w14="http://schemas.microsoft.com/office/word/2010/wordml" xmlns:w15="http://schemas.microsoft.com/office/word/2012/wordml" xmlns:w16se="http://schemas.microsoft.com/office/word/2015/wordml/symex" xmlns:wpg="http://schemas.microsoft.com/office/word/2010/wordprocessingGroup" xmlns:wpi="http://schemas.microsoft.com/office/word/2010/wordprocessingInk" xmlns:wne="http://schemas.microsoft.com/office/word/2006/wordml" xmlns:wps="http://schemas.microsoft.com/office/word/2010/wordprocessingShape" mc:Ignorable="w14 w15 w16se wp14">
+<w:document xmlns:wpc="http://schemas.microsoft.com/office/word/2010/wordprocessingCanvas" xmlns:cx="http://schemas.microsoft.com/office/drawing/2014/chartex" xmlns:cx1="http://schemas.microsoft.com/office/drawing/2015/9/8/chartex" xmlns:cx2="http://schemas.microsoft.com/office/drawing/2015/10/21/chartex" xmlns:cx3="http://schemas.microsoft.com/office/drawing/2016/5/9/chartex" xmlns:cx4="http://schemas.microsoft.com/office/drawing/2016/5/10/chartex" xmlns:cx5="http://schemas.microsoft.com/office/drawing/2016/5/11/chartex" xmlns:cx6="http://schemas.microsoft.com/office/drawing/2016/5/12/chartex" xmlns:cx7="http://schemas.microsoft.com/office/drawing/2016/5/13/chartex" xmlns:cx8="http://schemas.microsoft.com/office/drawing/2016/5/14/chartex" xmlns:mc="http://schemas.openxmlformats.org/markup-compatibility/2006" xmlns:aink="http://schemas.microsoft.com/office/drawing/2016/ink" xmlns:am3d="http://schemas.microsoft.com/office/drawing/2017/model3d" xmlns:o="urn:schemas-microsoft-com:office:office" xmlns:oel="http://schemas.microsoft.com/office/2019/extlst" xmlns:r="http://schemas.openxmlformats.org/officeDocument/2006/relationships" xmlns:m="http://schemas.openxmlformats.org/officeDocument/2006/math" xmlns:v="urn:schemas-microsoft-com:vml" xmlns:wp14="http://schemas.microsoft.com/office/word/2010/wordprocessingDrawing" xmlns:wp="http://schemas.openxmlformats.org/drawingml/2006/wordprocessingDrawing" xmlns:w10="urn:schemas-microsoft-com:office:word" xmlns:w="http://schemas.openxmlformats.org/wordprocessingml/2006/main" xmlns:w14="http://schemas.microsoft.com/office/word/2010/wordml" xmlns:w15="http://schemas.microsoft.com/office/word/2012/wordml" xmlns:w16cex="http://schemas.microsoft.com/office/word/2018/wordml/cex" xmlns:w16cid="http://schemas.microsoft.com/office/word/2016/wordml/cid" xmlns:w16="http://schemas.microsoft.com/office/word/2018/wordml" xmlns:w16du="http://schemas.microsoft.com/office/word/2023/wordml/word16du" xmlns:w16sdtdh="http://schemas.microsoft.com/office/word/2020/wordml/sdtdatahash" xmlns:w16sdtfl="http://schemas.microsoft.com/office/word/2024/wordml/sdtformatlock" xmlns:w16se="http://schemas.microsoft.com/office/word/2015/wordml/symex" xmlns:wpg="http://schemas.microsoft.com/office/word/2010/wordprocessingGroup" xmlns:wpi="http://schemas.microsoft.com/office/word/2010/wordprocessingInk" xmlns:wne="http://schemas.microsoft.com/office/word/2006/wordml" xmlns:wps="http://schemas.microsoft.com/office/word/2010/wordprocessingShape" mc:Ignorable="w14 w15 w16se w16cid w16 w16cex w16sdtdh w16sdtfl w16du wp14">
   <w:body>
     <w:p>
       <w:pPr>
@@ -462,6 +462,7 @@
           <w:b/>
         </w:rPr>
       </w:pPr>
+      <w:commentRangeStart w:id="0"/>
       <w:r>
         <w:rPr>
           <w:rFonts w:ascii="Arial" w:hAnsi="Arial"/>
@@ -471,12 +472,23 @@
         </w:rPr>
         <w:t>1. INTRODUÇÃO</w:t>
       </w:r>
+      <w:commentRangeEnd w:id="0"/>
+      <w:r>
+        <w:rPr>
+          <w:rStyle w:val="Refdecomentrio"/>
+          <w:b/>
+          <w:sz w:val="20"/>
+          <w:szCs w:val="20"/>
+        </w:rPr>
+        <w:commentReference w:id="0"/>
+      </w:r>
     </w:p>
     <w:p>
       <w:pPr>
         <w:spacing w:after="240"/>
         <w:jc w:val="both"/>
       </w:pPr>
+      <w:commentRangeStart w:id="1"/>
       <w:r>
         <w:rPr>
           <w:rFonts w:ascii="Arial" w:hAnsi="Arial"/>
@@ -496,6 +508,15 @@
           <w:color w:val="000000"/>
         </w:rPr>
         <w:t>As atividades realizadas envolvem o desenvolvimento completo de um projeto prático integrado, compreendendo: (1) Engenharia de Requisitos - com a documentação estruturada de requisitos funcionais e não-funcionais; (2) Programação em Java - implementando estruturas de dados, programação orientada a objetos e padrões de arquitetura; (3) Banco de Dados - criação e gerenciamento de esquema MySQL; (4) Desenvolvimento Web - implementação de interface web e integração com backend; (5) Versionamento de Código - utilização de Git/GitHub para controle de versão e colaboração em equipe.</w:t>
+      </w:r>
+      <w:commentRangeEnd w:id="1"/>
+      <w:r>
+        <w:rPr>
+          <w:rStyle w:val="Refdecomentrio"/>
+          <w:sz w:val="20"/>
+          <w:szCs w:val="20"/>
+        </w:rPr>
+        <w:commentReference w:id="1"/>
       </w:r>
     </w:p>
     <w:p>
@@ -591,6 +612,7 @@
         <w:spacing w:after="240"/>
         <w:jc w:val="both"/>
       </w:pPr>
+      <w:commentRangeStart w:id="2"/>
       <w:r>
         <w:rPr>
           <w:rFonts w:ascii="Arial" w:hAnsi="Arial"/>
@@ -598,6 +620,15 @@
         </w:rPr>
         <w:t>• Apresentação do projeto Sistema de Controle de Clientes e Pedidos • Definição do escopo do sistema e dos módulos principais • Identificação dos atores/usuários do sistema • Reunião com stakeholders para levantamento inicial de requisitos • Criação da estrutura do repositório GitHub (Projeto02_06) • Definição da arquitetura geral (MVC com Spring Boot) • Planejamento das fases de desenvolvimento (4 semanas) • Documentação de objetivos e metas do projeto</w:t>
       </w:r>
+      <w:commentRangeEnd w:id="2"/>
+      <w:r>
+        <w:rPr>
+          <w:rStyle w:val="Refdecomentrio"/>
+          <w:sz w:val="20"/>
+          <w:szCs w:val="20"/>
+        </w:rPr>
+        <w:commentReference w:id="2"/>
+      </w:r>
     </w:p>
     <w:p>
       <w:pPr>
@@ -621,6 +652,7 @@
         <w:spacing w:after="240" w:line="360" w:lineRule="auto"/>
         <w:jc w:val="both"/>
       </w:pPr>
+      <w:commentRangeStart w:id="3"/>
       <w:r>
         <w:rPr>
           <w:rFonts w:ascii="Arial" w:hAnsi="Arial"/>
@@ -629,6 +661,15 @@
         </w:rPr>
         <w:t>✓ Escopo do projeto aprovado ✓ Repositório GitHub criado (Projeto02_06) ✓ Equipe configurada com acesso ao repositório ✓ Cronograma preliminar estabelecido</w:t>
       </w:r>
+      <w:commentRangeEnd w:id="3"/>
+      <w:r>
+        <w:rPr>
+          <w:rStyle w:val="Refdecomentrio"/>
+          <w:sz w:val="20"/>
+          <w:szCs w:val="20"/>
+        </w:rPr>
+        <w:commentReference w:id="3"/>
+      </w:r>
     </w:p>
     <w:p>
       <w:pPr>
@@ -692,13 +733,32 @@
         <w:spacing w:after="240"/>
         <w:jc w:val="both"/>
       </w:pPr>
+      <w:commentRangeStart w:id="4"/>
       <w:r>
         <w:rPr>
           <w:rFonts w:ascii="Arial" w:hAnsi="Arial"/>
           <w:color w:val="000000"/>
         </w:rPr>
         <w:lastRenderedPageBreak/>
-        <w:t>Projeto 1 - Tabuada Dinâmica: Programa que solicita um número inteiro de 1 a 10 e exibe sua tabuada de multiplicação. Utiliza estrutura if/else para validação e for para iteração.  Projeto 2 - Contador de Pares e Ímpares: Programa que lê 10 números inteiros e conta quantos são pares e quantos são ímpares, utilizando estrutura de seleção dentro de laço for.  Projeto 3 - Validação de Senha: Implementa autenticação básica usando laço do-while que repete até que a senha correta seja inserida.  Projeto 4 - Média de Notas: Programa que calcula a média de notas até que o usuário digite um valor negativo, demonstrando condição de parada em laço.</w:t>
+        <w:t>Projeto 1 - Tabuada Dinâmica: Programa que solicita um número inteiro de 1 a 10 e exibe sua tabuada de multiplicação. Utiliza estrutura if/else para validação e for para iteração.  Projeto 2 - Contador de Pares e Ímpares: Programa que lê 10 números inteiros e conta quantos são pares e quantos são ímpares, utilizando estrutura de seleção dentro de laço for.  Projeto 3 - Validação de Senha: Implementa autenticação básica usando laço do-while que repete até que a senha correta seja inserida.  Projeto 4 - Média de Notas: Programa que calcula a média de notas até que o usuário digite um valor negativo, demonstrando condição de parada em laço</w:t>
+      </w:r>
+      <w:commentRangeEnd w:id="4"/>
+      <w:r>
+        <w:rPr>
+          <w:rStyle w:val="Refdecomentrio"/>
+          <w:rFonts w:ascii="Arial" w:hAnsi="Arial"/>
+          <w:color w:val="000000"/>
+          <w:sz w:val="20"/>
+          <w:szCs w:val="20"/>
+        </w:rPr>
+        <w:commentReference w:id="4"/>
+      </w:r>
+      <w:r>
+        <w:rPr>
+          <w:rFonts w:ascii="Arial" w:hAnsi="Arial"/>
+          <w:color w:val="000000"/>
+        </w:rPr>
+        <w:t>.</w:t>
       </w:r>
     </w:p>
     <w:p>
@@ -794,6 +854,7 @@
         <w:spacing w:after="240"/>
         <w:jc w:val="both"/>
       </w:pPr>
+      <w:commentRangeStart w:id="5"/>
       <w:r>
         <w:rPr>
           <w:rFonts w:ascii="Arial" w:hAnsi="Arial"/>
@@ -801,6 +862,15 @@
         </w:rPr>
         <w:t>Projeto 5 - Jogo de Adivinhação: Usa Math.random() para gerar número entre 1-50. Usuário tenta adivinhar com feedback "muito alto"/"muito baixo".  Projeto 6 - Calculadora com Menu: Implementa estrutura switch para menu com 4 operações (somar, subtrair, multiplicar, dividir) com proteção contra divisão por zero.  Projeto 7 - Sequência de Fibonacci: Gera N primeiros termos da sequência fibonacci usando variáveis auxiliares e laço for.  Projeto 8 - Caixa Eletrônico: Simula operações de saque com validação de saldo e menu do-while.  Projeto 9 - Identificador de Números Primos: Conta divisores de um número para determinar se é primo.  Projeto 10 - Estatísticas de Turma: Calcula maior idade, menor idade e média de idade de um grupo de alunos.</w:t>
       </w:r>
+      <w:commentRangeEnd w:id="5"/>
+      <w:r>
+        <w:rPr>
+          <w:rStyle w:val="Refdecomentrio"/>
+          <w:sz w:val="20"/>
+          <w:szCs w:val="20"/>
+        </w:rPr>
+        <w:commentReference w:id="5"/>
+      </w:r>
     </w:p>
     <w:p>
       <w:pPr>
@@ -869,6 +939,7 @@
         <w:spacing w:after="240"/>
         <w:jc w:val="both"/>
       </w:pPr>
+      <w:commentRangeStart w:id="6"/>
       <w:r>
         <w:rPr>
           <w:rFonts w:ascii="Arial" w:hAnsi="Arial"/>
@@ -877,6 +948,15 @@
         <w:lastRenderedPageBreak/>
         <w:t>Exercício 1 - Classe Pessoa: Demonstra encapsulamento com atributos privados (nome, idade, altura) e método para exibir dados.  Exercício 2 - Classe Carro: Implementa classe com atributos (modelo, marca, ano) e método exibirInformacoes().  Exercício 3 - Classe Calculadora: Demonstra métodos com retorno (somar, subtrair, multiplicar, dividir) e parâmetros.  Exercício 4 - Classe Aluno: Calcula média de dois números e determina situação (Aprovado/Recuperação/Reprovado).  Exercício 5 - Classe Produto: Implementa operações de estoque (adicionar, remover) e cálculo de valor total.  Exercício 6 - Classe ContaBancaria: Demonstra operações bancárias (depositar, sacar, consultar saldo) com validações.  Exercício 7 - Classe Retangulo: Calcula área e perímetro com métodos com retorno.  Exercício 8 - Classe Funcionario: Implementa aumento de salário com método que modifica atributo.  Exercício 9 - Classe ConversorTemperatura: Converte Celsius para Fahrenheit e vice-versa.  Exercício 10 - Classe Livro: Sistema completo com emprestar, devolver e exibir estado.</w:t>
       </w:r>
+      <w:commentRangeEnd w:id="6"/>
+      <w:r>
+        <w:rPr>
+          <w:rStyle w:val="Refdecomentrio"/>
+          <w:sz w:val="20"/>
+          <w:szCs w:val="20"/>
+        </w:rPr>
+        <w:commentReference w:id="6"/>
+      </w:r>
     </w:p>
     <w:p>
       <w:pPr>
@@ -1175,6 +1255,7 @@
         <w:spacing w:after="240" w:line="360" w:lineRule="auto"/>
         <w:jc w:val="both"/>
       </w:pPr>
+      <w:commentRangeStart w:id="7"/>
       <w:r>
         <w:rPr>
           <w:rFonts w:ascii="Arial" w:hAnsi="Arial"/>
@@ -1182,6 +1263,15 @@
           <w:sz w:val="24"/>
         </w:rPr>
         <w:t>• Documentação de 25 requisitos funcionais completos (RF001-RF025) • Definição de requisitos não-funcionais (8 requisitos) • Elaboração de 12 regras de negócio • Criação de glossário técnico • Documentação de restrições do projeto</w:t>
+      </w:r>
+      <w:commentRangeEnd w:id="7"/>
+      <w:r>
+        <w:rPr>
+          <w:rStyle w:val="Refdecomentrio"/>
+          <w:sz w:val="20"/>
+          <w:szCs w:val="20"/>
+        </w:rPr>
+        <w:commentReference w:id="7"/>
       </w:r>
     </w:p>
     <w:p>
@@ -1278,6 +1368,7 @@
         <w:spacing w:after="240" w:line="360" w:lineRule="auto"/>
         <w:jc w:val="both"/>
       </w:pPr>
+      <w:commentRangeStart w:id="8"/>
       <w:r>
         <w:rPr>
           <w:rFonts w:ascii="Arial" w:hAnsi="Arial"/>
@@ -1285,6 +1376,15 @@
           <w:sz w:val="24"/>
         </w:rPr>
         <w:t>• Definição da arquitetura MVC • Criação de diagrama de arquitetura do sistema • Planejamento do modelo de dados (6 tabelas) • Documentação da visão geral do modelo de dados • Definição de relacionamentos entre tabelas • Especificação de tecnologias a utilizar</w:t>
+      </w:r>
+      <w:commentRangeEnd w:id="8"/>
+      <w:r>
+        <w:rPr>
+          <w:rStyle w:val="Refdecomentrio"/>
+          <w:sz w:val="20"/>
+          <w:szCs w:val="20"/>
+        </w:rPr>
+        <w:commentReference w:id="8"/>
       </w:r>
     </w:p>
     <w:p>
@@ -1394,6 +1494,7 @@
         <w:spacing w:after="240"/>
         <w:jc w:val="both"/>
       </w:pPr>
+      <w:commentRangeStart w:id="9"/>
       <w:r>
         <w:rPr>
           <w:rFonts w:ascii="Arial" w:hAnsi="Arial"/>
@@ -1401,6 +1502,15 @@
         </w:rPr>
         <w:t>• Instalação e configuração do MySQL Server e MySQL Workbench • Criação do banco de dados "controle_clientes_pedidos" • Criação da tabela CATEGORIAS com campos: id (INT, PK, Auto), nome (VARCHAR(100), UNIQUE, NOT NULL), descricao (TEXT), data_criacao (DATE) • Criação da tabela PRODUTOS com campos: id (INT, PK, Auto), nome (VARCHAR(150), NOT NULL), descricao (TEXT), preco (DECIMAL(10,2), NOT NULL), quantidade_estoque (INT, DEFAULT 0), categoria_id (INT, FK), data_criacao (DATE) • Criação da tabela CLIENTES com campos: id (INT, PK, Auto), nome (VARCHAR(150), NOT NULL), email (VARCHAR(100), UNIQUE, NOT NULL), telefone (VARCHAR(20)), endereco (TEXT), cidade (VARCHAR(100)), estado (VARCHAR(2)), cep (VARCHAR(10)), data_criacao (DATE), ativo (BOOLEAN, DEFAULT TRUE) • Definição de chave estrangeira PRODUTOS.categoria_id -&gt; CATEGORIAS.id</w:t>
       </w:r>
+      <w:commentRangeEnd w:id="9"/>
+      <w:r>
+        <w:rPr>
+          <w:rStyle w:val="Refdecomentrio"/>
+          <w:sz w:val="20"/>
+          <w:szCs w:val="20"/>
+        </w:rPr>
+        <w:commentReference w:id="9"/>
+      </w:r>
     </w:p>
     <w:p>
       <w:pPr>
@@ -1424,6 +1534,7 @@
         <w:spacing w:after="240" w:line="360" w:lineRule="auto"/>
         <w:jc w:val="both"/>
       </w:pPr>
+      <w:commentRangeStart w:id="10"/>
       <w:r>
         <w:rPr>
           <w:rFonts w:ascii="Arial" w:hAnsi="Arial"/>
@@ -1432,6 +1543,15 @@
         </w:rPr>
         <w:t>✓ Banco de dados criado ✓ 3 tabelas principais implementadas ✓ Chaves primárias e índices criados ✓ Primeira chave estrangeira implementada ✓ Testes básicos de inserção realizados</w:t>
       </w:r>
+      <w:commentRangeEnd w:id="10"/>
+      <w:r>
+        <w:rPr>
+          <w:rStyle w:val="Refdecomentrio"/>
+          <w:sz w:val="20"/>
+          <w:szCs w:val="20"/>
+        </w:rPr>
+        <w:commentReference w:id="10"/>
+      </w:r>
     </w:p>
     <w:p>
       <w:pPr>
@@ -1464,6 +1584,7 @@
         <w:spacing w:after="240"/>
         <w:jc w:val="both"/>
       </w:pPr>
+      <w:commentRangeStart w:id="11"/>
       <w:r>
         <w:rPr>
           <w:rFonts w:ascii="Arial" w:hAnsi="Arial"/>
@@ -1471,6 +1592,15 @@
         </w:rPr>
         <w:t>• Criação da tabela PEDIDOS com campos: id (INT, PK, Auto), cliente_id (INT, FK, NOT NULL), data_pedido (TIMESTAMP, DEFAULT CURRENT_TIMESTAMP), data_entrega (TIMESTAMP), status (VARCHAR(50), DEFAULT 'Pendente'), valor_total (DECIMAL(10,2), DEFAULT 0), observacoes (TEXT) • Criação da tabela ITENS_PEDIDO com campos: id (INT, PK, Auto), pedido_id (INT, FK, NOT NULL), produto_id (INT, FK, NOT NULL), quantidade (INT, NOT NULL), preco_unitario (DECIMAL(10,2), NOT NULL), subtotal (DECIMAL(10,2), NOT NULL) • Criação da tabela CONTROLE_ESTOQUE com campos: id (INT, PK, Auto), produto_id (INT, FK, NOT NULL), quantidade_anterior (INT), quantidade_nova (INT), tipo_movimento (VARCHAR(50)), data_movimento (DATETIME, DEFAULT CURRENT_TIMESTAMP), observacoes (TEXT) • Definição de todas as chaves estrangeiras e relacionamentos • Implementação de constraint ON DELETE CASCADE para integridade referencial • Criação de índices para otimização de queries • Criação de trigger trg_set_data_entrega para data automática de entrega • Testes completos de inserção, atualização e deleção em cascata • Backup do banco de dados • Geração de script SQL completo para versionamento</w:t>
       </w:r>
+      <w:commentRangeEnd w:id="11"/>
+      <w:r>
+        <w:rPr>
+          <w:rStyle w:val="Refdecomentrio"/>
+          <w:sz w:val="20"/>
+          <w:szCs w:val="20"/>
+        </w:rPr>
+        <w:commentReference w:id="11"/>
+      </w:r>
     </w:p>
     <w:p>
       <w:pPr>
@@ -1490,6 +1620,7 @@
         <w:spacing w:after="240"/>
         <w:jc w:val="both"/>
       </w:pPr>
+      <w:commentRangeStart w:id="12"/>
       <w:r>
         <w:rPr>
           <w:rFonts w:ascii="Arial" w:hAnsi="Arial"/>
@@ -1497,6 +1628,15 @@
         </w:rPr>
         <w:t>✓ 6 Tabelas: CATEGORIAS, PRODUTOS, CLIENTES, PEDIDOS, ITENS_PEDIDO, CONTROLE_ESTOQUE ✓ 5 Chaves Estrangeiras com validação de integridade referencial ✓ Relacionamento 1:N entre CATEGORIAS e PRODUTOS ✓ Relacionamento 1:N entre CLIENTES e PEDIDOS ✓ Relacionamento 1:N entre PEDIDOS e ITENS_PEDIDO ✓ Relacionamento N:N entre PRODUTOS e ITENS_PEDIDO ✓ Relacionamento 1:N entre PRODUTOS e CONTROLE_ESTOQUE ✓ Trigger para automação de data de entrega ✓ Constraints para garantir integridade dos dados</w:t>
       </w:r>
+      <w:commentRangeEnd w:id="12"/>
+      <w:r>
+        <w:rPr>
+          <w:rStyle w:val="Refdecomentrio"/>
+          <w:sz w:val="20"/>
+          <w:szCs w:val="20"/>
+        </w:rPr>
+        <w:commentReference w:id="12"/>
+      </w:r>
     </w:p>
     <w:p>
       <w:pPr>
@@ -1516,6 +1656,7 @@
         <w:spacing w:after="240"/>
         <w:jc w:val="both"/>
       </w:pPr>
+      <w:commentRangeStart w:id="13"/>
       <w:r>
         <w:rPr>
           <w:rFonts w:ascii="Arial" w:hAnsi="Arial"/>
@@ -1524,6 +1665,15 @@
         <w:lastRenderedPageBreak/>
         <w:t>Commit #04 - 13/08/2026: Mensagem: "database: Criar estrutura inicial do banco de dados MySQL" Arquivos: Projeto02_06/database/schema_parte1.sql Descrição: Tabelas de categorias, produtos e clientes criadas  Commit #05 - 14/08/2026: Mensagem: "database: Finalizar schema com pedidos e controle de estoque" Arquivos: Projeto02_06/database/schema_completo.sql, Projeto02_06/database/dados_exemplo.sql Descrição: Banco de dados completo com todas as tabelas, relacionamentos, triggers e dados de teste  Artefatos Gerados: • schema_completo.sql (2.5 KB) - Script DDL completo • dados_exemplo.sql (1.2 KB) - Dados de teste para demonstração • ER_diagram.png - Diagrama Entidade-Relacionamento • script_backup.sql - Backup do banco de dados</w:t>
       </w:r>
+      <w:commentRangeEnd w:id="13"/>
+      <w:r>
+        <w:rPr>
+          <w:rStyle w:val="Refdecomentrio"/>
+          <w:sz w:val="20"/>
+          <w:szCs w:val="20"/>
+        </w:rPr>
+        <w:commentReference w:id="13"/>
+      </w:r>
     </w:p>
     <w:p>
       <w:pPr>
@@ -1587,6 +1737,7 @@
         <w:spacing w:after="240"/>
         <w:jc w:val="both"/>
       </w:pPr>
+      <w:commentRangeStart w:id="14"/>
       <w:r>
         <w:rPr>
           <w:rFonts w:ascii="Arial" w:hAnsi="Arial"/>
@@ -1594,6 +1745,15 @@
         </w:rPr>
         <w:t>• Definição de 5 casos de uso principais (CU001-CU005) • Documentação detalhada de cada caso de uso com fluxos principal e alternativo • CU001 - Gerenciar Clientes • CU002 - Gerenciar Categorias • CU003 - Gerenciar Produtos • CU004 - Gerenciar Pedidos • CU005 - Gerenciar Itens do Pedido • Criação de diagrama UML de casos de uso • Finalização do DRS com seção de evoluções futuras • Revisão e edição final do documento</w:t>
       </w:r>
+      <w:commentRangeEnd w:id="14"/>
+      <w:r>
+        <w:rPr>
+          <w:rStyle w:val="Refdecomentrio"/>
+          <w:sz w:val="20"/>
+          <w:szCs w:val="20"/>
+        </w:rPr>
+        <w:commentReference w:id="14"/>
+      </w:r>
     </w:p>
     <w:p>
       <w:pPr>
@@ -1693,7 +1853,15 @@
           <w:rFonts w:ascii="Arial" w:hAnsi="Arial"/>
           <w:color w:val="000000"/>
         </w:rPr>
-        <w:t xml:space="preserve">• Criação do projeto Spring Boot via Spring Initializr • Configuração de dependências: Spring Web, Spring Data JPA, MySQL Driver, Thymeleaf, Bootstrap, Lombok • Setup da estrutura de pastas (src/main/java/com/example/projeto/) • Configuração do arquivo application.properties com credenciais </w:t>
+        <w:t xml:space="preserve">• </w:t>
+      </w:r>
+      <w:commentRangeStart w:id="15"/>
+      <w:r>
+        <w:rPr>
+          <w:rFonts w:ascii="Arial" w:hAnsi="Arial"/>
+          <w:color w:val="000000"/>
+        </w:rPr>
+        <w:t xml:space="preserve">Criação do projeto Spring Boot via Spring Initializr • Configuração de dependências: Spring Web, Spring Data JPA, MySQL Driver, Thymeleaf, Bootstrap, Lombok • Setup da estrutura de pastas (src/main/java/com/example/projeto/) • Configuração do arquivo application.properties com credenciais </w:t>
       </w:r>
       <w:r>
         <w:rPr>
@@ -1703,6 +1871,15 @@
         <w:lastRenderedPageBreak/>
         <w:t>MySQL • Criação de estrutura package para: model, repository, service, controller, view • Commit inicial do projeto no GitHub</w:t>
       </w:r>
+      <w:commentRangeEnd w:id="15"/>
+      <w:r>
+        <w:rPr>
+          <w:rStyle w:val="Refdecomentrio"/>
+          <w:sz w:val="20"/>
+          <w:szCs w:val="20"/>
+        </w:rPr>
+        <w:commentReference w:id="15"/>
+      </w:r>
     </w:p>
     <w:p>
       <w:pPr>
@@ -1797,6 +1974,7 @@
         <w:spacing w:after="240"/>
         <w:jc w:val="both"/>
       </w:pPr>
+      <w:commentRangeStart w:id="16"/>
       <w:r>
         <w:rPr>
           <w:rFonts w:ascii="Arial" w:hAnsi="Arial"/>
@@ -1804,6 +1982,15 @@
         </w:rPr>
         <w:t>src/main/java/com/example/projeto/ ├── model/ │   ├── Cliente.java │   ├── Categoria.java │   ├── Produto.java │   ├── Pedido.java │   └── ItemPedido.java ├── repository/ │   ├── ClienteRepository.java │   ├── CategoriaRepository.java │   ├── ProdutoRepository.java │   ├── PedidoRepository.java │   └── ItemPedidoRepository.java ├── service/ │   ├── ClienteService.java │   ├── CategoriaService.java │   ├── ProdutoService.java │   ├── PedidoService.java │   └── ItemPedidoService.java ├── controller/ │   ├── ClienteController.java │   ├── CategoriaController.java │   ├── ProdutoController.java │   ├── PedidoController.java │   └── ItemPedidoController.java └── Application.java</w:t>
       </w:r>
+      <w:commentRangeEnd w:id="16"/>
+      <w:r>
+        <w:rPr>
+          <w:rStyle w:val="Refdecomentrio"/>
+          <w:sz w:val="20"/>
+          <w:szCs w:val="20"/>
+        </w:rPr>
+        <w:commentReference w:id="16"/>
+      </w:r>
     </w:p>
     <w:p>
       <w:pPr>
@@ -1827,12 +2014,22 @@
         <w:spacing w:after="240"/>
         <w:jc w:val="both"/>
       </w:pPr>
+      <w:commentRangeStart w:id="17"/>
       <w:r>
         <w:rPr>
           <w:rFonts w:ascii="Arial" w:hAnsi="Arial"/>
           <w:color w:val="000000"/>
         </w:rPr>
         <w:t>1. Cliente.java    - Atributos: id, nome, email (unique), telefone, endereco, cidade, estado, cep, data_criacao, ativo    - Anotações: @Entity, @Table, @Id, @GeneratedValue, @Column, @OneToMany    - Métodos: getters, setters, toString(), equals(), hashCode()  2. Categoria.java    - Atributos: id, nome (unique), descricao, data_criacao    - Anotações: @Entity, @Table, @Id, @GeneratedValue, @Column, @OneToMany    - Métodos: getters, setters, toString()  3. Produto.java    - Atributos: id, nome, descricao, preco, quantidade_estoque, categoria_id, data_criacao    - Anotações: @Entity, @Table, @Id, @GeneratedValue, @ManyToOne, @JoinColumn, @OneToMany    - Métodos: getters, setters, calcularValorTotal(), toString()  4. Pedido.java    - Atributos: id, cliente_id, data_pedido, data_entrega, status, valor_total, observacoes    - Anotações: @Entity, @Table, @Id, @GeneratedValue, @ManyToOne, @OneToMany, @Temporal    - Métodos: getters, setters, calcularTotal(), toString()  5. ItemPedido.java    - Atributos: id, pedido_id, produto_id, quantidade, preco_unitario, subtotal    - Anotações: @Entity, @Table, @Id, @GeneratedValue, @ManyToOne, @JoinColumn, @Column    - Métodos: getters, setters, calcularSubtotal(), toString()</w:t>
+      </w:r>
+      <w:commentRangeEnd w:id="17"/>
+      <w:r>
+        <w:rPr>
+          <w:rStyle w:val="Refdecomentrio"/>
+          <w:sz w:val="20"/>
+          <w:szCs w:val="20"/>
+        </w:rPr>
+        <w:commentReference w:id="17"/>
       </w:r>
     </w:p>
     <w:p>
@@ -1858,6 +2055,7 @@
         <w:spacing w:after="240"/>
         <w:jc w:val="both"/>
       </w:pPr>
+      <w:commentRangeStart w:id="18"/>
       <w:r>
         <w:rPr>
           <w:rFonts w:ascii="Arial" w:hAnsi="Arial"/>
@@ -1865,6 +2063,15 @@
         </w:rPr>
         <w:t>Todas as 5 interfaces repository implementadas estendendo JpaRepository&lt;Entity, ID&gt; com métodos personalizados:  • ClienteRepository: findByEmail(), findByAtivo(), findByCidade() • CategoriaRepository: findByNome(), existsByNome() • ProdutoRepository: findByCategoria(), findByNomeContaining(), findByQuantidadeEstoqueGreaterThan() • PedidoRepository: findByCliente(), findByStatus(), findByDataPedidoBetween() • ItemPedidoRepository: findByPedido(), findByProduto(), findByPedidoAndProduto()</w:t>
       </w:r>
+      <w:commentRangeEnd w:id="18"/>
+      <w:r>
+        <w:rPr>
+          <w:rStyle w:val="Refdecomentrio"/>
+          <w:sz w:val="20"/>
+          <w:szCs w:val="20"/>
+        </w:rPr>
+        <w:commentReference w:id="18"/>
+      </w:r>
     </w:p>
     <w:p>
       <w:pPr>
@@ -1888,6 +2095,7 @@
         <w:spacing w:after="240"/>
         <w:jc w:val="both"/>
       </w:pPr>
+      <w:commentRangeStart w:id="19"/>
       <w:r>
         <w:rPr>
           <w:rFonts w:ascii="Arial" w:hAnsi="Arial"/>
@@ -1895,6 +2103,15 @@
         </w:rPr>
         <w:t>Cada classe Service implementa a lógica de negócio com métodos CRUD e operações específicas:  • ClienteService: criar(), listar(), buscarPorId(), atualizar(), deletar(), buscarPorEmail() • CategoriaService: criar(), listar(), buscarPorId(), atualizar(), deletar(), verificarNomeUnico() • ProdutoService: criar(), listar(), buscarPorId(), atualizar(), deletar(), listarPorCategoria() • PedidoService: criar(), listar(), buscarPorId(), atualizar(), deletar(), calcularValorTotal(), atualizarStatus() • ItemPedidoService: criar(), listar(), buscarPorId(), atualizar(), deletar(), remover(), calcularSubtotal()</w:t>
       </w:r>
+      <w:commentRangeEnd w:id="19"/>
+      <w:r>
+        <w:rPr>
+          <w:rStyle w:val="Refdecomentrio"/>
+          <w:sz w:val="20"/>
+          <w:szCs w:val="20"/>
+        </w:rPr>
+        <w:commentReference w:id="19"/>
+      </w:r>
     </w:p>
     <w:p>
       <w:pPr>
@@ -1918,6 +2135,7 @@
         <w:spacing w:after="240"/>
         <w:jc w:val="both"/>
       </w:pPr>
+      <w:commentRangeStart w:id="20"/>
       <w:r>
         <w:rPr>
           <w:rFonts w:ascii="Arial" w:hAnsi="Arial"/>
@@ -1925,6 +2143,15 @@
         </w:rPr>
         <w:t>Cada Controller implementa endpoints RESTful ou métodos web para as operações CRUD:  • ClienteController: GET /clientes, POST /clientes, GET /clientes/{id}, PUT /clientes/{id}, DELETE /clientes/{id} • CategoriaController: GET /categorias, POST /categorias, GET /categorias/{id}, PUT /categorias/{id}, DELETE /categorias/{id} • ProdutoController: GET /produtos, POST /produtos, GET /produtos/{id}, PUT /produtos/{id}, DELETE /produtos/{id} • PedidoController: GET /pedidos, POST /pedidos, GET /pedidos/{id}, PUT /pedidos/{id}, DELETE /pedidos/{id} • ItemPedidoController: GET /pedidos/{id}/itens, POST /pedidos/{id}/itens, PUT /itens/{id}, DELETE /itens/{id}</w:t>
       </w:r>
+      <w:commentRangeEnd w:id="20"/>
+      <w:r>
+        <w:rPr>
+          <w:rStyle w:val="Refdecomentrio"/>
+          <w:sz w:val="20"/>
+          <w:szCs w:val="20"/>
+        </w:rPr>
+        <w:commentReference w:id="20"/>
+      </w:r>
     </w:p>
     <w:p>
       <w:pPr>
@@ -1948,6 +2175,7 @@
         <w:spacing w:after="240"/>
         <w:jc w:val="both"/>
       </w:pPr>
+      <w:commentRangeStart w:id="21"/>
       <w:r>
         <w:rPr>
           <w:rFonts w:ascii="Arial" w:hAnsi="Arial"/>
@@ -1955,6 +2183,15 @@
         </w:rPr>
         <w:t>Commit #08: Mensagem: "feat: Implementar classes model com JPA annotations" Arquivos: src/main/java/com/example/projeto/model/*.java Descrição: Todas as entidades (Cliente, Categoria, Produto, Pedido, ItemPedido) com mapeamento ORM  Commit #09: Mensagem: "feat: Implementar repositories com Spring Data JPA" Arquivos: src/main/java/com/example/projeto/repository/*.java Descrição: Interfaces repository para acesso a dados com queries personalizadas  Commit #10: Mensagem: "feat: Implementar services e controllers com lógica de negócio" Arquivos: src/main/java/com/example/projeto/service/*.java, src/main/java/com/example/projeto/controller/*.java Descrição: Camadas de serviço e controle implementadas completamente</w:t>
       </w:r>
+      <w:commentRangeEnd w:id="21"/>
+      <w:r>
+        <w:rPr>
+          <w:rStyle w:val="Refdecomentrio"/>
+          <w:sz w:val="20"/>
+          <w:szCs w:val="20"/>
+        </w:rPr>
+        <w:commentReference w:id="21"/>
+      </w:r>
     </w:p>
     <w:p>
       <w:pPr>
@@ -2018,6 +2255,7 @@
         <w:spacing w:after="240"/>
         <w:jc w:val="both"/>
       </w:pPr>
+      <w:commentRangeStart w:id="22"/>
       <w:r>
         <w:rPr>
           <w:rFonts w:ascii="Arial" w:hAnsi="Arial"/>
@@ -2026,6 +2264,15 @@
         <w:lastRenderedPageBreak/>
         <w:t>src/main/resources/templates/ ├── layout/ │   ├── header.html (Menu de navegação) │   ├── footer.html (Rodapé) │   └── base.html (Template base com CSS/JS) ├── index.html (Página inicial com dashboard) ├── clientes/ │   ├── lista.html (Listagem de clientes) │   ├── form.html (Formulário criar/editar cliente) │   └── detalhe.html (Detalhes do cliente) ├── categorias/ │   ├── lista.html │   ├── form.html │   └── detalhe.html ├── produtos/ │   ├── lista.html │   ├── form.html │   └── detalhe.html ├── pedidos/ │   ├── lista.html │   ├── form.html │   ├── detalhe.html │   └── itens.html (Gerenciamento de itens do pedido) └── erro/     ├── 404.html     └── 500.html</w:t>
       </w:r>
+      <w:commentRangeEnd w:id="22"/>
+      <w:r>
+        <w:rPr>
+          <w:rStyle w:val="Refdecomentrio"/>
+          <w:sz w:val="20"/>
+          <w:szCs w:val="20"/>
+        </w:rPr>
+        <w:commentReference w:id="22"/>
+      </w:r>
     </w:p>
     <w:p>
       <w:pPr>
@@ -2049,6 +2296,7 @@
         <w:spacing w:after="240"/>
         <w:jc w:val="both"/>
       </w:pPr>
+      <w:commentRangeStart w:id="23"/>
       <w:r>
         <w:rPr>
           <w:rFonts w:ascii="Arial" w:hAnsi="Arial"/>
@@ -2056,6 +2304,15 @@
         </w:rPr>
         <w:t>src/main/resources/static/ ├── css/ │   ├── bootstrap.min.css (Framework Bootstrap) │   ├── style.css (Estilos customizados) │   └── responsive.css (Design responsivo) ├── js/ │   ├── bootstrap.min.js │   ├── jquery.min.js │   └── scripts.js (Funcionalidades JavaScript) └── images/     ├── logo.png     └── ícones/</w:t>
       </w:r>
+      <w:commentRangeEnd w:id="23"/>
+      <w:r>
+        <w:rPr>
+          <w:rStyle w:val="Refdecomentrio"/>
+          <w:sz w:val="20"/>
+          <w:szCs w:val="20"/>
+        </w:rPr>
+        <w:commentReference w:id="23"/>
+      </w:r>
     </w:p>
     <w:p>
       <w:pPr>
@@ -2079,6 +2336,7 @@
         <w:spacing w:after="240"/>
         <w:jc w:val="both"/>
       </w:pPr>
+      <w:commentRangeStart w:id="24"/>
       <w:r>
         <w:rPr>
           <w:rFonts w:ascii="Arial" w:hAnsi="Arial"/>
@@ -2086,6 +2344,15 @@
         </w:rPr>
         <w:t>1. Dashboard (index.html)    - Página inicial com resumo de informações    - Cards com totais: clientes, pedidos, produtos, categorias    - Gráficos de vendas (Last 7 days)    - Menu de navegação principal  2. Gestão de Clientes    - Lista com tabela de clientes (nome, email, telefone, status)    - Botões: Novo, Editar, Deletar, Ver Detalhes    - Formulário de criar/editar com validação    - Página de detalhes com histórico de pedidos  3. Gestão de Categorias    - Lista com tabela de categorias    - Formulário simples de CRUD    - Validação de nome único  4. Gestão de Produtos    - Lista com tabela mostrando nome, preço, estoque, categoria    - Formulário com dropdown de categorias    - Validação de preço e estoque  5. Gestão de Pedidos    - Lista com status visual (cores diferentes)    - Filtros por cliente e status    - Página de detalhes com lista de itens    - Página para gerenciar itens do pedido    - Formulário para adicionar/remover itens  6. Páginas de Erro    - 404 - Página não encontrada    - 500 - Erro interno do servidor</w:t>
       </w:r>
+      <w:commentRangeEnd w:id="24"/>
+      <w:r>
+        <w:rPr>
+          <w:rStyle w:val="Refdecomentrio"/>
+          <w:sz w:val="20"/>
+          <w:szCs w:val="20"/>
+        </w:rPr>
+        <w:commentReference w:id="24"/>
+      </w:r>
     </w:p>
     <w:p>
       <w:pPr>
@@ -2109,12 +2376,22 @@
         <w:spacing w:after="240"/>
         <w:jc w:val="both"/>
       </w:pPr>
+      <w:commentRangeStart w:id="25"/>
       <w:r>
         <w:rPr>
           <w:rFonts w:ascii="Arial" w:hAnsi="Arial"/>
           <w:color w:val="000000"/>
         </w:rPr>
         <w:t>• Menu de navegação responsivo com dropdown • Formulários com validação client-side e server-side • Tabelas com paginação e busca • Modais para confirmar deleções • Alertas de sucesso/erro com toast notifications • Design responsivo (mobile, tablet, desktop) • Ícones Font Awesome • Breadcrumb de navegação • Footer com informações da aplicação</w:t>
+      </w:r>
+      <w:commentRangeEnd w:id="25"/>
+      <w:r>
+        <w:rPr>
+          <w:rStyle w:val="Refdecomentrio"/>
+          <w:sz w:val="20"/>
+          <w:szCs w:val="20"/>
+        </w:rPr>
+        <w:commentReference w:id="25"/>
       </w:r>
     </w:p>
     <w:p>
@@ -2207,6 +2484,7 @@
         <w:spacing w:after="240"/>
         <w:jc w:val="both"/>
       </w:pPr>
+      <w:commentRangeStart w:id="26"/>
       <w:r>
         <w:rPr>
           <w:rFonts w:ascii="Arial" w:hAnsi="Arial"/>
@@ -2214,6 +2492,15 @@
         </w:rPr>
         <w:t>• Testes de todas as funcionalidades CRUD • Correção de bugs na integração frontend-backend • Melhorias na validação de formulários • Ajustes no CSS e responsividade • Otimização de queries SQL • Implementação de logging e tratamento de exceções • Testes de relacionamentos entre tabelas • Testes em cascata (deletar pedido deleta itens) • Testes de constraints (email único, nome categoria único) • Validação de integridade referencial • Criação de dados de teste (10 clientes, 5 categorias, 20 produtos, 15 pedidos) • Testes de acesso simultâneo • Documentação de API endpoints • Geração de relatórios de testes • Push final de código para GitHub • Deploy local em servidor Tomcat • Testes finais de acesso via http://localhost:8080</w:t>
       </w:r>
+      <w:commentRangeEnd w:id="26"/>
+      <w:r>
+        <w:rPr>
+          <w:rStyle w:val="Refdecomentrio"/>
+          <w:sz w:val="20"/>
+          <w:szCs w:val="20"/>
+        </w:rPr>
+        <w:commentReference w:id="26"/>
+      </w:r>
     </w:p>
     <w:p>
       <w:pPr>
@@ -2237,6 +2524,7 @@
         <w:spacing w:after="240"/>
         <w:jc w:val="both"/>
       </w:pPr>
+      <w:commentRangeStart w:id="27"/>
       <w:r>
         <w:rPr>
           <w:rFonts w:ascii="Arial" w:hAnsi="Arial"/>
@@ -2244,6 +2532,15 @@
         </w:rPr>
         <w:t>Commit #12: Mensagem: "fix: Correções em validações e ajustes no frontend" Arquivos: src/main/resources/templates/*, src/main/resources/static/css/style.css Descrição: Correção de bugs, melhorias de UX e validações adicionadas  Commit #13: Mensagem: "test: Adicionar dados de teste e testes de integração" Arquivos: src/test/java/*, database/dados_teste.sql Descrição: Suite de testes implementada com 30+ testes de unidade e integração  Commit #14: Mensagem: "docs: Finalizar documentação e README do projeto" Arquivos: README.md, ARQUITETURA.md, API_DOCS.md, GUIA_INSTALACAO.md Descrição: Documentação completa do projeto, instruções de instalação e uso</w:t>
       </w:r>
+      <w:commentRangeEnd w:id="27"/>
+      <w:r>
+        <w:rPr>
+          <w:rStyle w:val="Refdecomentrio"/>
+          <w:sz w:val="20"/>
+          <w:szCs w:val="20"/>
+        </w:rPr>
+        <w:commentReference w:id="27"/>
+      </w:r>
     </w:p>
     <w:p>
       <w:pPr>
@@ -2267,6 +2564,7 @@
         <w:spacing w:after="240"/>
         <w:jc w:val="both"/>
       </w:pPr>
+      <w:commentRangeStart w:id="28"/>
       <w:r>
         <w:rPr>
           <w:rFonts w:ascii="Arial" w:hAnsi="Arial"/>
@@ -2274,6 +2572,15 @@
         </w:rPr>
         <w:t>✓ Sistema de Controle de Clientes e Pedidos 100% funcional ✓ Banco de dados com 6 tabelas e relacionamentos ✓ 20 classes Java implementadas (Model, Repository, Service, Controller) ✓ Interface web responsiva com 15+ páginas ✓ 14 commits no GitHub documentando todo o processo ✓ Testes automatizados com cobertura de 85% ✓ Documentação técnica completa ✓ Aplicação rodando em servidor local ✓ Pronto para apresentação e produção</w:t>
       </w:r>
+      <w:commentRangeEnd w:id="28"/>
+      <w:r>
+        <w:rPr>
+          <w:rStyle w:val="Refdecomentrio"/>
+          <w:sz w:val="20"/>
+          <w:szCs w:val="20"/>
+        </w:rPr>
+        <w:commentReference w:id="28"/>
+      </w:r>
     </w:p>
     <w:p>
       <w:pPr>
@@ -2337,12 +2644,22 @@
         <w:spacing w:after="240"/>
         <w:jc w:val="both"/>
       </w:pPr>
+      <w:commentRangeStart w:id="29"/>
       <w:r>
         <w:rPr>
           <w:rFonts w:ascii="Arial" w:hAnsi="Arial"/>
           <w:color w:val="000000"/>
         </w:rPr>
         <w:t>• Revisão final de todo o código • Otimização de performance do banco de dados • Refatoração de classes para melhor manutenibilidade • Testes finais de regressão • Criação de manual do usuário • Documentação de deployment • Preparação de slides para apresentação • Testes de carga e stress • Implementação de melhorias sugeridas • Finalização de todos os artefatos do projeto</w:t>
+      </w:r>
+      <w:commentRangeEnd w:id="29"/>
+      <w:r>
+        <w:rPr>
+          <w:rStyle w:val="Refdecomentrio"/>
+          <w:sz w:val="20"/>
+          <w:szCs w:val="20"/>
+        </w:rPr>
+        <w:commentReference w:id="29"/>
       </w:r>
     </w:p>
     <w:p>
@@ -2443,6 +2760,7 @@
         <w:spacing w:after="240"/>
         <w:jc w:val="both"/>
       </w:pPr>
+      <w:commentRangeStart w:id="30"/>
       <w:r>
         <w:rPr>
           <w:rFonts w:ascii="Arial" w:hAnsi="Arial"/>
@@ -2450,6 +2768,15 @@
         </w:rPr>
         <w:t>• Apresentação da equipe e objetivos do projeto • Demonstração do escopo e requisitos • Apresentação da arquitetura MVC • Apresentação do modelo de dados • Demonstração ao vivo do Sistema de Controle de Clientes e Pedidos • Funcionalidades principais (CRUD de clientes, categorias, produtos, pedidos) • Interface web responsiva • Testes realizados e resultados • Cronograma e fases de desenvolvimento • Artefatos gerados (código-fonte, documentação, dados de teste) • Lições aprendidas e conclusões • Discussão e resposta a questionamentos da banca avaliadora</w:t>
       </w:r>
+      <w:commentRangeEnd w:id="30"/>
+      <w:r>
+        <w:rPr>
+          <w:rStyle w:val="Refdecomentrio"/>
+          <w:sz w:val="20"/>
+          <w:szCs w:val="20"/>
+        </w:rPr>
+        <w:commentReference w:id="30"/>
+      </w:r>
     </w:p>
     <w:p>
       <w:pPr>
@@ -2473,6 +2800,7 @@
         <w:spacing w:after="240" w:line="360" w:lineRule="auto"/>
         <w:jc w:val="both"/>
       </w:pPr>
+      <w:commentRangeStart w:id="31"/>
       <w:r>
         <w:rPr>
           <w:rFonts w:ascii="Arial" w:hAnsi="Arial"/>
@@ -2480,6 +2808,15 @@
           <w:sz w:val="24"/>
         </w:rPr>
         <w:t>✓ Slides de apresentação em PowerPoint ✓ Sistema rodando em ambiente local ✓ Documento de Requisitos de Software (DRS) impresso ✓ Manual técnico de uso ✓ Código-fonte disponível no GitHub ✓ Diagramas de arquitetura e modelo de dados</w:t>
+      </w:r>
+      <w:commentRangeEnd w:id="31"/>
+      <w:r>
+        <w:rPr>
+          <w:rStyle w:val="Refdecomentrio"/>
+          <w:sz w:val="20"/>
+          <w:szCs w:val="20"/>
+        </w:rPr>
+        <w:commentReference w:id="31"/>
       </w:r>
     </w:p>
     <w:p>
@@ -2959,6 +3296,7 @@
           </w:tcPr>
           <w:p>
             <w:r>
+              <w:lastRenderedPageBreak/>
               <w:t>14/08/26</w:t>
             </w:r>
           </w:p>
@@ -3041,7 +3379,6 @@
           </w:tcPr>
           <w:p>
             <w:r>
-              <w:lastRenderedPageBreak/>
               <w:t>15/08/26</w:t>
             </w:r>
           </w:p>
@@ -3814,11 +4151,9 @@
             </w:tcBorders>
           </w:tcPr>
           <w:p>
-            <w:proofErr w:type="spellStart"/>
             <w:r>
               <w:t>docs</w:t>
             </w:r>
-            <w:proofErr w:type="spellEnd"/>
           </w:p>
         </w:tc>
         <w:tc>
@@ -3848,11 +4183,9 @@
             </w:tcBorders>
           </w:tcPr>
           <w:p>
-            <w:proofErr w:type="spellStart"/>
             <w:r>
               <w:t>powerpoint</w:t>
             </w:r>
-            <w:proofErr w:type="spellEnd"/>
           </w:p>
         </w:tc>
       </w:tr>
@@ -3903,11 +4236,9 @@
             </w:tcBorders>
           </w:tcPr>
           <w:p>
-            <w:proofErr w:type="spellStart"/>
             <w:r>
               <w:t>docs</w:t>
             </w:r>
-            <w:proofErr w:type="spellEnd"/>
           </w:p>
         </w:tc>
         <w:tc>
@@ -3940,8 +4271,6 @@
             <w:r>
               <w:t>DRS_completo</w:t>
             </w:r>
-            <w:bookmarkStart w:id="0" w:name="_GoBack"/>
-            <w:bookmarkEnd w:id="0"/>
           </w:p>
         </w:tc>
       </w:tr>
@@ -4017,6 +4346,7 @@
         <w:spacing w:after="240"/>
         <w:jc w:val="both"/>
       </w:pPr>
+      <w:commentRangeStart w:id="32"/>
       <w:r>
         <w:rPr>
           <w:rFonts w:ascii="Arial" w:hAnsi="Arial"/>
@@ -4024,6 +4354,15 @@
         </w:rPr>
         <w:t>Fase 1 - Fundamentos (30/07 a 07/08): • 10 projetos de estruturas de controle • 10 exercícios de POO • 5 atividades de Collections • Total: 25 projetos práticos  Fase 2 - Engenharia de Requisitos (10/08 a 15/08): • Documento de Requisitos de Software completo • 25 requisitos funcionais • 12 regras de negócio • 5 casos de uso  Fase 3 - Banco de Dados (13/08 a 14/08): • Schema MySQL com 6 tabelas • Relacionamentos e constrains • Triggers para automação • Dados de teste  Fase 4 - Implementação Java (16/08 a 17/08): • 5 classes Model com JPA • 5 Repositories com Spring Data • 5 Services com lógica de negócio • 5 Controllers REST/Web  Fase 5 - Interface Web (18/08): • 15+ páginas Thymeleaf • CSS responsivo com Bootstrap • JavaScript para validações  Fase 6 - Testes e Deploy (19/08): • Suite de testes com 30+ casos • Testes de integração • Deploy em servidor local</w:t>
       </w:r>
+      <w:commentRangeEnd w:id="32"/>
+      <w:r>
+        <w:rPr>
+          <w:rStyle w:val="Refdecomentrio"/>
+          <w:sz w:val="20"/>
+          <w:szCs w:val="20"/>
+        </w:rPr>
+        <w:commentReference w:id="32"/>
+      </w:r>
     </w:p>
     <w:p>
       <w:pPr>
@@ -4052,6 +4391,7 @@
           <w:color w:val="000000"/>
           <w:sz w:val="24"/>
         </w:rPr>
+        <w:lastRenderedPageBreak/>
         <w:t>Documentação:</w:t>
       </w:r>
     </w:p>
@@ -4060,6 +4400,203 @@
         <w:spacing w:after="240" w:line="360" w:lineRule="auto"/>
         <w:jc w:val="both"/>
       </w:pPr>
+      <w:commentRangeStart w:id="33"/>
+      <w:r>
+        <w:rPr>
+          <w:rFonts w:ascii="Arial" w:hAnsi="Arial"/>
+          <w:color w:val="000000"/>
+          <w:sz w:val="24"/>
+        </w:rPr>
+        <w:t>✓ Documento de Requisitos de Software (DRS) - 25 páginas ✓ README.md com instruções completas ✓ ARQUITETURA.md com diagramas ✓ API_DOCS.md com endpoints ✓ GUIA_INSTALACAO.md com passo a passo ✓ Diagrama Entidade-Relacionamento (ER) ✓ Diagrama de Casos de Uso (UML)</w:t>
+      </w:r>
+      <w:commentRangeEnd w:id="33"/>
+      <w:r>
+        <w:rPr>
+          <w:rStyle w:val="Refdecomentrio"/>
+          <w:sz w:val="20"/>
+          <w:szCs w:val="20"/>
+        </w:rPr>
+        <w:commentReference w:id="33"/>
+      </w:r>
+    </w:p>
+    <w:p>
+      <w:pPr>
+        <w:spacing w:after="240" w:line="360" w:lineRule="auto"/>
+        <w:rPr>
+          <w:b/>
+        </w:rPr>
+      </w:pPr>
+      <w:r>
+        <w:rPr>
+          <w:rFonts w:ascii="Arial" w:hAnsi="Arial"/>
+          <w:b/>
+          <w:color w:val="000000"/>
+          <w:sz w:val="24"/>
+        </w:rPr>
+        <w:t>Código-Fonte:</w:t>
+      </w:r>
+    </w:p>
+    <w:p>
+      <w:pPr>
+        <w:spacing w:after="240" w:line="360" w:lineRule="auto"/>
+        <w:jc w:val="both"/>
+      </w:pPr>
+      <w:commentRangeStart w:id="34"/>
+      <w:r>
+        <w:rPr>
+          <w:rFonts w:ascii="Arial" w:hAnsi="Arial"/>
+          <w:color w:val="000000"/>
+          <w:sz w:val="24"/>
+        </w:rPr>
+        <w:t>✓ 20 classes Java implementadas ✓ Schema SQL com 6 tabelas ✓ 15+ páginas HTML/Thymeleaf ✓ CSS responsivo e JavaScript ✓ Suite de testes com 30+ casos ✓ Dados de teste para demonstração</w:t>
+      </w:r>
+      <w:commentRangeEnd w:id="34"/>
+      <w:r>
+        <w:rPr>
+          <w:rStyle w:val="Refdecomentrio"/>
+          <w:sz w:val="20"/>
+          <w:szCs w:val="20"/>
+        </w:rPr>
+        <w:commentReference w:id="34"/>
+      </w:r>
+    </w:p>
+    <w:p>
+      <w:pPr>
+        <w:spacing w:after="240" w:line="360" w:lineRule="auto"/>
+      </w:pPr>
+      <w:r>
+        <w:rPr>
+          <w:rFonts w:ascii="Arial" w:hAnsi="Arial"/>
+          <w:color w:val="000000"/>
+          <w:sz w:val="24"/>
+        </w:rPr>
+        <w:t>Versionamento:</w:t>
+      </w:r>
+    </w:p>
+    <w:p>
+      <w:pPr>
+        <w:spacing w:after="240" w:line="360" w:lineRule="auto"/>
+        <w:jc w:val="both"/>
+      </w:pPr>
+      <w:commentRangeStart w:id="35"/>
+      <w:r>
+        <w:rPr>
+          <w:rFonts w:ascii="Arial" w:hAnsi="Arial"/>
+          <w:color w:val="000000"/>
+          <w:sz w:val="24"/>
+        </w:rPr>
+        <w:t>✓ 14 commits no GitHub ✓ Histórico completo de desenvolvimento ✓ Branches para feature e bugfix ✓ Tags de versão (v1.0.0)</w:t>
+      </w:r>
+      <w:commentRangeEnd w:id="35"/>
+      <w:r>
+        <w:rPr>
+          <w:rStyle w:val="Refdecomentrio"/>
+          <w:sz w:val="20"/>
+          <w:szCs w:val="20"/>
+        </w:rPr>
+        <w:commentReference w:id="35"/>
+      </w:r>
+    </w:p>
+    <w:p>
+      <w:pPr>
+        <w:spacing w:after="240" w:line="360" w:lineRule="auto"/>
+        <w:rPr>
+          <w:b/>
+        </w:rPr>
+      </w:pPr>
+      <w:commentRangeStart w:id="36"/>
+      <w:r>
+        <w:rPr>
+          <w:rFonts w:ascii="Arial" w:hAnsi="Arial"/>
+          <w:b/>
+          <w:color w:val="000000"/>
+          <w:sz w:val="24"/>
+        </w:rPr>
+        <w:t>6. CONCLUSÃO</w:t>
+      </w:r>
+      <w:commentRangeEnd w:id="36"/>
+      <w:r>
+        <w:rPr>
+          <w:rStyle w:val="Refdecomentrio"/>
+          <w:b/>
+          <w:sz w:val="20"/>
+          <w:szCs w:val="20"/>
+        </w:rPr>
+        <w:commentReference w:id="36"/>
+      </w:r>
+    </w:p>
+    <w:p>
+      <w:pPr>
+        <w:spacing w:after="240"/>
+        <w:jc w:val="both"/>
+      </w:pPr>
+      <w:commentRangeStart w:id="37"/>
+      <w:r>
+        <w:rPr>
+          <w:rFonts w:ascii="Arial" w:hAnsi="Arial"/>
+          <w:color w:val="000000"/>
+        </w:rPr>
+        <w:t>O período de atividades práticas de 30 de julho a 19 de agosto de 2026 foi extremamente produtivo e resultou na conclusão bem-sucedida de um projeto integrado de desenvolvimento de software. O Sistema de Controle de Clientes e Pedidos foi desenvolvido completamente, desde a fase de elicitação de requisitos até o deployment funcional.</w:t>
+      </w:r>
+    </w:p>
+    <w:p>
+      <w:pPr>
+        <w:spacing w:after="240" w:line="360" w:lineRule="auto"/>
+      </w:pPr>
+      <w:r>
+        <w:rPr>
+          <w:rFonts w:ascii="Arial" w:hAnsi="Arial"/>
+          <w:color w:val="000000"/>
+          <w:sz w:val="24"/>
+        </w:rPr>
+        <w:t>Aprendizados Consolidados:</w:t>
+      </w:r>
+    </w:p>
+    <w:p>
+      <w:pPr>
+        <w:spacing w:after="240"/>
+        <w:jc w:val="both"/>
+      </w:pPr>
+      <w:r>
+        <w:rPr>
+          <w:rFonts w:ascii="Arial" w:hAnsi="Arial"/>
+          <w:color w:val="000000"/>
+        </w:rPr>
+        <w:t>✓ Programação em Java com estruturas de controle, POO e Collections ✓ Arquitetura MVC e design patterns ✓ Spring Boot e desenvolvimento web em Java ✓ Banco de dados relacional com MySQL ✓ ORM com JPA/Hibernate ✓ Thymeleaf e Bootstrap para interface web ✓ Git/GitHub para versionamento em equipe ✓ Engenharia de requisitos e documentação ✓ Testes automatizados ✓ Deploy e infraestrutura básica</w:t>
+      </w:r>
+    </w:p>
+    <w:p>
+      <w:pPr>
+        <w:spacing w:after="240" w:line="360" w:lineRule="auto"/>
+      </w:pPr>
+      <w:r>
+        <w:rPr>
+          <w:rFonts w:ascii="Arial" w:hAnsi="Arial"/>
+          <w:color w:val="000000"/>
+          <w:sz w:val="24"/>
+        </w:rPr>
+        <w:t>Competências Desenvolvidas:</w:t>
+      </w:r>
+    </w:p>
+    <w:p>
+      <w:pPr>
+        <w:spacing w:after="240" w:line="360" w:lineRule="auto"/>
+        <w:jc w:val="both"/>
+      </w:pPr>
+      <w:r>
+        <w:rPr>
+          <w:rFonts w:ascii="Arial" w:hAnsi="Arial"/>
+          <w:color w:val="000000"/>
+          <w:sz w:val="24"/>
+        </w:rPr>
+        <w:t>• Análise e design de sistemas • Especificação de requisitos • Modelagem de dados • Programação backend e frontend • Integração de componentes • Testes e qualidade de software • Documentação técnica • Trabalho em equipe com Git</w:t>
+      </w:r>
+    </w:p>
+    <w:p>
+      <w:pPr>
+        <w:spacing w:after="240" w:line="360" w:lineRule="auto"/>
+        <w:jc w:val="both"/>
+      </w:pPr>
       <w:r>
         <w:rPr>
           <w:rFonts w:ascii="Arial" w:hAnsi="Arial"/>
@@ -4067,180 +4604,53 @@
           <w:sz w:val="24"/>
         </w:rPr>
         <w:lastRenderedPageBreak/>
-        <w:t>✓ Documento de Requisitos de Software (DRS) - 25 páginas ✓ README.md com instruções completas ✓ ARQUITETURA.md com diagramas ✓ API_DOCS.md com endpoints ✓ GUIA_INSTALACAO.md com passo a passo ✓ Diagrama Entidade-Relacionamento (ER) ✓ Diagrama de Casos de Uso (UML)</w:t>
-      </w:r>
-    </w:p>
-    <w:p>
-      <w:pPr>
-        <w:spacing w:after="240" w:line="360" w:lineRule="auto"/>
-        <w:rPr>
-          <w:b/>
-        </w:rPr>
-      </w:pPr>
-      <w:r>
-        <w:rPr>
-          <w:rFonts w:ascii="Arial" w:hAnsi="Arial"/>
-          <w:b/>
-          <w:color w:val="000000"/>
-          <w:sz w:val="24"/>
-        </w:rPr>
-        <w:t>Código-Fonte:</w:t>
-      </w:r>
-    </w:p>
-    <w:p>
-      <w:pPr>
-        <w:spacing w:after="240" w:line="360" w:lineRule="auto"/>
-        <w:jc w:val="both"/>
-      </w:pPr>
-      <w:r>
-        <w:rPr>
-          <w:rFonts w:ascii="Arial" w:hAnsi="Arial"/>
-          <w:color w:val="000000"/>
-          <w:sz w:val="24"/>
-        </w:rPr>
-        <w:t>✓ 20 classes Java implementadas ✓ Schema SQL com 6 tabelas ✓ 15+ páginas HTML/Thymeleaf ✓ CSS responsivo e JavaScript ✓ Suite de testes com 30+ casos ✓ Dados de teste para demonstração</w:t>
-      </w:r>
-    </w:p>
-    <w:p>
-      <w:pPr>
-        <w:spacing w:after="240" w:line="360" w:lineRule="auto"/>
-      </w:pPr>
-      <w:r>
-        <w:rPr>
-          <w:rFonts w:ascii="Arial" w:hAnsi="Arial"/>
-          <w:color w:val="000000"/>
-          <w:sz w:val="24"/>
-        </w:rPr>
-        <w:t>Versionamento:</w:t>
-      </w:r>
-    </w:p>
-    <w:p>
-      <w:pPr>
-        <w:spacing w:after="240" w:line="360" w:lineRule="auto"/>
-        <w:jc w:val="both"/>
-      </w:pPr>
-      <w:r>
-        <w:rPr>
-          <w:rFonts w:ascii="Arial" w:hAnsi="Arial"/>
-          <w:color w:val="000000"/>
-          <w:sz w:val="24"/>
-        </w:rPr>
-        <w:t>✓ 14 commits no GitHub ✓ Histórico completo de desenvolvimento ✓ Branches para feature e bugfix ✓ Tags de versão (v1.0.0)</w:t>
-      </w:r>
-    </w:p>
-    <w:p>
-      <w:pPr>
-        <w:spacing w:after="240" w:line="360" w:lineRule="auto"/>
-        <w:rPr>
-          <w:b/>
-        </w:rPr>
-      </w:pPr>
-      <w:r>
-        <w:rPr>
-          <w:rFonts w:ascii="Arial" w:hAnsi="Arial"/>
-          <w:b/>
-          <w:color w:val="000000"/>
-          <w:sz w:val="24"/>
-        </w:rPr>
-        <w:t>6. CONCLUSÃO</w:t>
-      </w:r>
-    </w:p>
-    <w:p>
-      <w:pPr>
-        <w:spacing w:after="240"/>
-        <w:jc w:val="both"/>
-      </w:pPr>
-      <w:r>
-        <w:rPr>
-          <w:rFonts w:ascii="Arial" w:hAnsi="Arial"/>
-          <w:color w:val="000000"/>
-        </w:rPr>
-        <w:t>O período de atividades práticas de 30 de julho a 19 de agosto de 2026 foi extremamente produtivo e resultou na conclusão bem-sucedida de um projeto integrado de desenvolvimento de software. O Sistema de Controle de Clientes e Pedidos foi desenvolvido completamente, desde a fase de elicitação de requisitos até o deployment funcional.</w:t>
-      </w:r>
-    </w:p>
-    <w:p>
-      <w:pPr>
-        <w:spacing w:after="240" w:line="360" w:lineRule="auto"/>
-      </w:pPr>
-      <w:r>
-        <w:rPr>
-          <w:rFonts w:ascii="Arial" w:hAnsi="Arial"/>
-          <w:color w:val="000000"/>
-          <w:sz w:val="24"/>
-        </w:rPr>
-        <w:t>Aprendizados Consolidados:</w:t>
-      </w:r>
-    </w:p>
-    <w:p>
-      <w:pPr>
-        <w:spacing w:after="240"/>
-        <w:jc w:val="both"/>
-      </w:pPr>
-      <w:r>
-        <w:rPr>
-          <w:rFonts w:ascii="Arial" w:hAnsi="Arial"/>
-          <w:color w:val="000000"/>
-        </w:rPr>
-        <w:t>✓ Programação em Java com estruturas de controle, POO e Collections ✓ Arquitetura MVC e design patterns ✓ Spring Boot e desenvolvimento web em Java ✓ Banco de dados relacional com MySQL ✓ ORM com JPA/Hibernate ✓ Thymeleaf e Bootstrap para interface web ✓ Git/GitHub para versionamento em equipe ✓ Engenharia de requisitos e documentação ✓ Testes automatizados ✓ Deploy e infraestrutura básica</w:t>
-      </w:r>
-    </w:p>
-    <w:p>
-      <w:pPr>
-        <w:spacing w:after="240" w:line="360" w:lineRule="auto"/>
-      </w:pPr>
-      <w:r>
-        <w:rPr>
-          <w:rFonts w:ascii="Arial" w:hAnsi="Arial"/>
-          <w:color w:val="000000"/>
-          <w:sz w:val="24"/>
-        </w:rPr>
-        <w:t>Competências Desenvolvidas:</w:t>
-      </w:r>
-    </w:p>
-    <w:p>
-      <w:pPr>
-        <w:spacing w:after="240" w:line="360" w:lineRule="auto"/>
-        <w:jc w:val="both"/>
-      </w:pPr>
-      <w:r>
-        <w:rPr>
-          <w:rFonts w:ascii="Arial" w:hAnsi="Arial"/>
-          <w:color w:val="000000"/>
-          <w:sz w:val="24"/>
-        </w:rPr>
-        <w:t>• Análise e design de sistemas • Especificação de requisitos • Modelagem de dados • Programação backend e frontend • Integração de componentes • Testes e qualidade de software • Documentação técnica • Trabalho em equipe com Git</w:t>
-      </w:r>
-    </w:p>
-    <w:p>
-      <w:pPr>
-        <w:spacing w:after="240" w:line="360" w:lineRule="auto"/>
-        <w:jc w:val="both"/>
-      </w:pPr>
-      <w:r>
-        <w:rPr>
-          <w:rFonts w:ascii="Arial" w:hAnsi="Arial"/>
-          <w:color w:val="000000"/>
-          <w:sz w:val="24"/>
-        </w:rPr>
         <w:t>O projeto demonstra a capacidade do estudante em aplicar conhecimentos de forma integrada, desenvolvendo uma aplicação profissional de médio porte com todas as fases do ciclo de desenvolvimento de software.</w:t>
       </w:r>
-    </w:p>
-    <w:p>
-      <w:pPr>
-        <w:spacing w:after="240" w:line="360" w:lineRule="auto"/>
-        <w:rPr>
-          <w:b/>
-        </w:rPr>
-      </w:pPr>
-      <w:r>
-        <w:rPr>
-          <w:rFonts w:ascii="Arial" w:hAnsi="Arial"/>
-          <w:b/>
-          <w:color w:val="000000"/>
-          <w:sz w:val="24"/>
-        </w:rPr>
-        <w:lastRenderedPageBreak/>
-        <w:t>7. REFERÊNCIAS</w:t>
+      <w:commentRangeEnd w:id="37"/>
+      <w:r>
+        <w:rPr>
+          <w:rStyle w:val="Refdecomentrio"/>
+          <w:sz w:val="20"/>
+          <w:szCs w:val="20"/>
+        </w:rPr>
+        <w:commentReference w:id="37"/>
+      </w:r>
+    </w:p>
+    <w:p>
+      <w:pPr>
+        <w:spacing w:after="240" w:line="360" w:lineRule="auto"/>
+        <w:rPr>
+          <w:b/>
+        </w:rPr>
+      </w:pPr>
+      <w:r>
+        <w:rPr>
+          <w:rFonts w:ascii="Arial" w:hAnsi="Arial"/>
+          <w:b/>
+          <w:color w:val="000000"/>
+          <w:sz w:val="24"/>
+        </w:rPr>
+        <w:t xml:space="preserve">7. </w:t>
+      </w:r>
+      <w:commentRangeStart w:id="38"/>
+      <w:r>
+        <w:rPr>
+          <w:rFonts w:ascii="Arial" w:hAnsi="Arial"/>
+          <w:b/>
+          <w:color w:val="000000"/>
+          <w:sz w:val="24"/>
+        </w:rPr>
+        <w:t>REFERÊNCIAS</w:t>
+      </w:r>
+      <w:commentRangeEnd w:id="38"/>
+      <w:r>
+        <w:rPr>
+          <w:rStyle w:val="Refdecomentrio"/>
+          <w:b/>
+          <w:sz w:val="20"/>
+          <w:szCs w:val="20"/>
+        </w:rPr>
+        <w:commentReference w:id="38"/>
       </w:r>
     </w:p>
     <w:p>
@@ -4335,12 +4745,12 @@
       </w:r>
     </w:p>
     <w:sectPr>
-      <w:headerReference w:type="even" r:id="rId7"/>
-      <w:headerReference w:type="default" r:id="rId8"/>
-      <w:footerReference w:type="even" r:id="rId9"/>
-      <w:footerReference w:type="default" r:id="rId10"/>
-      <w:headerReference w:type="first" r:id="rId11"/>
-      <w:footerReference w:type="first" r:id="rId12"/>
+      <w:headerReference w:type="even" r:id="rId11"/>
+      <w:headerReference w:type="default" r:id="rId12"/>
+      <w:footerReference w:type="even" r:id="rId13"/>
+      <w:footerReference w:type="default" r:id="rId14"/>
+      <w:headerReference w:type="first" r:id="rId15"/>
+      <w:footerReference w:type="first" r:id="rId16"/>
       <w:pgSz w:w="11906" w:h="16838"/>
       <w:pgMar w:top="1699" w:right="1138" w:bottom="1138" w:left="1699" w:header="708" w:footer="708" w:gutter="0"/>
       <w:cols w:space="720"/>
@@ -4350,20 +4760,961 @@
 </w:document>
 </file>
 
+<file path=word/comments.xml><?xml version="1.0" encoding="utf-8"?>
+<w:comments xmlns:wpc="http://schemas.microsoft.com/office/word/2010/wordprocessingCanvas" xmlns:cx="http://schemas.microsoft.com/office/drawing/2014/chartex" xmlns:cx1="http://schemas.microsoft.com/office/drawing/2015/9/8/chartex" xmlns:cx2="http://schemas.microsoft.com/office/drawing/2015/10/21/chartex" xmlns:cx3="http://schemas.microsoft.com/office/drawing/2016/5/9/chartex" xmlns:cx4="http://schemas.microsoft.com/office/drawing/2016/5/10/chartex" xmlns:cx5="http://schemas.microsoft.com/office/drawing/2016/5/11/chartex" xmlns:cx6="http://schemas.microsoft.com/office/drawing/2016/5/12/chartex" xmlns:cx7="http://schemas.microsoft.com/office/drawing/2016/5/13/chartex" xmlns:cx8="http://schemas.microsoft.com/office/drawing/2016/5/14/chartex" xmlns:mc="http://schemas.openxmlformats.org/markup-compatibility/2006" xmlns:aink="http://schemas.microsoft.com/office/drawing/2016/ink" xmlns:am3d="http://schemas.microsoft.com/office/drawing/2017/model3d" xmlns:o="urn:schemas-microsoft-com:office:office" xmlns:oel="http://schemas.microsoft.com/office/2019/extlst" xmlns:r="http://schemas.openxmlformats.org/officeDocument/2006/relationships" xmlns:m="http://schemas.openxmlformats.org/officeDocument/2006/math" xmlns:v="urn:schemas-microsoft-com:vml" xmlns:wp14="http://schemas.microsoft.com/office/word/2010/wordprocessingDrawing" xmlns:wp="http://schemas.openxmlformats.org/drawingml/2006/wordprocessingDrawing" xmlns:w10="urn:schemas-microsoft-com:office:word" xmlns:w="http://schemas.openxmlformats.org/wordprocessingml/2006/main" xmlns:w14="http://schemas.microsoft.com/office/word/2010/wordml" xmlns:w15="http://schemas.microsoft.com/office/word/2012/wordml" xmlns:w16cex="http://schemas.microsoft.com/office/word/2018/wordml/cex" xmlns:w16cid="http://schemas.microsoft.com/office/word/2016/wordml/cid" xmlns:w16="http://schemas.microsoft.com/office/word/2018/wordml" xmlns:w16du="http://schemas.microsoft.com/office/word/2023/wordml/word16du" xmlns:w16sdtdh="http://schemas.microsoft.com/office/word/2020/wordml/sdtdatahash" xmlns:w16sdtfl="http://schemas.microsoft.com/office/word/2024/wordml/sdtformatlock" xmlns:w16se="http://schemas.microsoft.com/office/word/2015/wordml/symex" xmlns:wpg="http://schemas.microsoft.com/office/word/2010/wordprocessingGroup" xmlns:wpi="http://schemas.microsoft.com/office/word/2010/wordprocessingInk" xmlns:wne="http://schemas.microsoft.com/office/word/2006/wordml" xmlns:wps="http://schemas.microsoft.com/office/word/2010/wordprocessingShape" mc:Ignorable="w14 w15 w16se w16cid w16 w16cex w16sdtdh w16sdtfl w16du wp14">
+  <w:comment w:id="0" w:author="Cleverson S. Sobrinho" w:date="2026-08-25T14:54:00Z" w:initials="CS">
+    <w:p>
+      <w:pPr>
+        <w:pStyle w:val="Textodecomentrio"/>
+      </w:pPr>
+      <w:r>
+        <w:rPr>
+          <w:rStyle w:val="Refdecomentrio"/>
+        </w:rPr>
+        <w:annotationRef/>
+      </w:r>
+      <w:r>
+        <w:t>Posicionar a Introdução em uma página exclusivamente para a Introdução.</w:t>
+      </w:r>
+    </w:p>
+  </w:comment>
+  <w:comment w:id="1" w:author="Cleverson S. Sobrinho" w:date="2026-08-25T14:54:00Z" w:initials="CS">
+    <w:p>
+      <w:pPr>
+        <w:pStyle w:val="Textodecomentrio"/>
+      </w:pPr>
+      <w:r>
+        <w:rPr>
+          <w:rStyle w:val="Refdecomentrio"/>
+        </w:rPr>
+        <w:annotationRef/>
+      </w:r>
+      <w:r>
+        <w:t>Ajustar a fonte para Arial 12 conforme padrão do modelo fornecido.</w:t>
+      </w:r>
+    </w:p>
+  </w:comment>
+  <w:comment w:id="2" w:author="Cleverson S. Sobrinho" w:date="2026-08-25T14:56:00Z" w:initials="CS">
+    <w:p>
+      <w:pPr>
+        <w:pStyle w:val="Textodecomentrio"/>
+      </w:pPr>
+      <w:r>
+        <w:rPr>
+          <w:rStyle w:val="Refdecomentrio"/>
+        </w:rPr>
+        <w:annotationRef/>
+      </w:r>
+      <w:r>
+        <w:t>Fonte: Arial ou times New Roman; Tamanho: 12 para texto, 10 para citações com mais de três linhas; Cor: preta. Conforme modelo fornecido pelo CETAM.</w:t>
+      </w:r>
+    </w:p>
+  </w:comment>
+  <w:comment w:id="3" w:author="Cleverson S. Sobrinho" w:date="2026-08-25T14:57:00Z" w:initials="CS">
+    <w:p>
+      <w:pPr>
+        <w:pStyle w:val="Textodecomentrio"/>
+      </w:pPr>
+      <w:r>
+        <w:rPr>
+          <w:rStyle w:val="Refdecomentrio"/>
+        </w:rPr>
+        <w:annotationRef/>
+      </w:r>
+      <w:r>
+        <w:t>Citar em forma de llista.</w:t>
+      </w:r>
+    </w:p>
+  </w:comment>
+  <w:comment w:id="4" w:author="Cleverson S. Sobrinho" w:date="2026-08-25T14:57:00Z" w:initials="CS">
+    <w:p>
+      <w:pPr>
+        <w:pStyle w:val="Textodecomentrio"/>
+      </w:pPr>
+      <w:r>
+        <w:rPr>
+          <w:rStyle w:val="Refdecomentrio"/>
+        </w:rPr>
+        <w:annotationRef/>
+      </w:r>
+      <w:r>
+        <w:t>Fonte: Arial ou times New Roman; Tamanho: 12 para texto, 10 para citações com mais de três linhas; Cor: preta. Conforme modelo fornecido pelo CETAM.</w:t>
+      </w:r>
+    </w:p>
+  </w:comment>
+  <w:comment w:id="5" w:author="Cleverson S. Sobrinho" w:date="2026-08-25T14:57:00Z" w:initials="CS">
+    <w:p>
+      <w:pPr>
+        <w:pStyle w:val="Textodecomentrio"/>
+      </w:pPr>
+      <w:r>
+        <w:rPr>
+          <w:rStyle w:val="Refdecomentrio"/>
+        </w:rPr>
+        <w:annotationRef/>
+      </w:r>
+      <w:r>
+        <w:t>Fonte: Arial ou times New Roman; Tamanho: 12 para texto, 10 para citações com mais de três linhas; Cor: preta. Conforme modelo fornecido pelo CETAM.</w:t>
+      </w:r>
+    </w:p>
+  </w:comment>
+  <w:comment w:id="6" w:author="Cleverson S. Sobrinho" w:date="2026-08-25T14:58:00Z" w:initials="CS">
+    <w:p>
+      <w:pPr>
+        <w:pStyle w:val="Textodecomentrio"/>
+      </w:pPr>
+      <w:r>
+        <w:rPr>
+          <w:rStyle w:val="Refdecomentrio"/>
+        </w:rPr>
+        <w:annotationRef/>
+      </w:r>
+      <w:r>
+        <w:t>Fonte: Arial ou times New Roman; Tamanho: 12 para texto, 10 para citações com mais de três linhas; Cor: preta. Conforme modelo fornecido pelo CETAM.</w:t>
+      </w:r>
+    </w:p>
+  </w:comment>
+  <w:comment w:id="7" w:author="Cleverson S. Sobrinho" w:date="2026-08-25T14:58:00Z" w:initials="CS">
+    <w:p>
+      <w:pPr>
+        <w:pStyle w:val="Textodecomentrio"/>
+      </w:pPr>
+      <w:r>
+        <w:rPr>
+          <w:rStyle w:val="Refdecomentrio"/>
+        </w:rPr>
+        <w:annotationRef/>
+      </w:r>
+      <w:r>
+        <w:t>Citar em forma de lista.</w:t>
+      </w:r>
+    </w:p>
+  </w:comment>
+  <w:comment w:id="8" w:author="Cleverson S. Sobrinho" w:date="2026-08-25T14:58:00Z" w:initials="CS">
+    <w:p>
+      <w:pPr>
+        <w:pStyle w:val="Textodecomentrio"/>
+      </w:pPr>
+      <w:r>
+        <w:rPr>
+          <w:rStyle w:val="Refdecomentrio"/>
+        </w:rPr>
+        <w:annotationRef/>
+      </w:r>
+      <w:r>
+        <w:t>Citar em forma de lista.</w:t>
+      </w:r>
+    </w:p>
+  </w:comment>
+  <w:comment w:id="9" w:author="Cleverson S. Sobrinho" w:date="2026-08-25T14:59:00Z" w:initials="CS">
+    <w:p>
+      <w:pPr>
+        <w:pStyle w:val="Textodecomentrio"/>
+      </w:pPr>
+      <w:r>
+        <w:rPr>
+          <w:rStyle w:val="Refdecomentrio"/>
+        </w:rPr>
+        <w:annotationRef/>
+      </w:r>
+      <w:r>
+        <w:t>Fonte: Arial ou times New Roman; Tamanho: 12 para texto, 10 para citações com mais de três linhas; Cor: preta. Conforme modelo fornecido pelo CETAM.</w:t>
+      </w:r>
+    </w:p>
+    <w:p>
+      <w:pPr>
+        <w:pStyle w:val="Textodecomentrio"/>
+      </w:pPr>
+      <w:r>
+        <w:t>E, ajustar para forma de lista.</w:t>
+      </w:r>
+    </w:p>
+  </w:comment>
+  <w:comment w:id="10" w:author="Cleverson S. Sobrinho" w:date="2026-08-25T14:59:00Z" w:initials="CS">
+    <w:p>
+      <w:pPr>
+        <w:pStyle w:val="Textodecomentrio"/>
+      </w:pPr>
+      <w:r>
+        <w:rPr>
+          <w:rStyle w:val="Refdecomentrio"/>
+        </w:rPr>
+        <w:annotationRef/>
+      </w:r>
+      <w:r>
+        <w:t>Ajustar para o formato de lista.</w:t>
+      </w:r>
+    </w:p>
+  </w:comment>
+  <w:comment w:id="11" w:author="Cleverson S. Sobrinho" w:date="2026-08-25T15:00:00Z" w:initials="CS">
+    <w:p>
+      <w:pPr>
+        <w:pStyle w:val="Textodecomentrio"/>
+      </w:pPr>
+      <w:r>
+        <w:rPr>
+          <w:rStyle w:val="Refdecomentrio"/>
+        </w:rPr>
+        <w:annotationRef/>
+      </w:r>
+      <w:r>
+        <w:t>Fonte: Arial ou times New Roman; Tamanho: 12 para texto, 10 para citações com mais de três linhas; Cor: preta. Conforme modelo fornecido pelo CETAM.</w:t>
+      </w:r>
+    </w:p>
+    <w:p>
+      <w:pPr>
+        <w:pStyle w:val="Textodecomentrio"/>
+      </w:pPr>
+      <w:r>
+        <w:t>E, ajustar pata o formato de lista.</w:t>
+      </w:r>
+    </w:p>
+  </w:comment>
+  <w:comment w:id="12" w:author="Cleverson S. Sobrinho" w:date="2026-08-25T15:00:00Z" w:initials="CS">
+    <w:p>
+      <w:pPr>
+        <w:pStyle w:val="Textodecomentrio"/>
+      </w:pPr>
+      <w:r>
+        <w:rPr>
+          <w:rStyle w:val="Refdecomentrio"/>
+        </w:rPr>
+        <w:annotationRef/>
+      </w:r>
+      <w:r>
+        <w:t>Fonte: Arial ou times New Roman; Tamanho: 12 para texto, 10 para citações com mais de três linhas; Cor: preta. Conforme modelo fornecido pelo CETAM.</w:t>
+      </w:r>
+    </w:p>
+    <w:p>
+      <w:pPr>
+        <w:pStyle w:val="Textodecomentrio"/>
+      </w:pPr>
+      <w:r>
+        <w:t>E, ajustar para a forma de lista.</w:t>
+      </w:r>
+    </w:p>
+  </w:comment>
+  <w:comment w:id="13" w:author="Cleverson S. Sobrinho" w:date="2026-08-25T15:00:00Z" w:initials="CS">
+    <w:p>
+      <w:pPr>
+        <w:pStyle w:val="Textodecomentrio"/>
+      </w:pPr>
+      <w:r>
+        <w:rPr>
+          <w:rStyle w:val="Refdecomentrio"/>
+        </w:rPr>
+        <w:annotationRef/>
+      </w:r>
+      <w:r>
+        <w:t>Fonte: Arial ou times New Roman; Tamanho: 12 para texto, 10 para citações com mais de três linhas; Cor: preta. Conforme modelo fornecido pelo CETAM.</w:t>
+      </w:r>
+    </w:p>
+    <w:p>
+      <w:pPr>
+        <w:pStyle w:val="Textodecomentrio"/>
+      </w:pPr>
+      <w:r>
+        <w:t>E, ajustar para a forma de lista.</w:t>
+      </w:r>
+    </w:p>
+  </w:comment>
+  <w:comment w:id="14" w:author="Cleverson S. Sobrinho" w:date="2026-08-25T15:00:00Z" w:initials="CS">
+    <w:p>
+      <w:pPr>
+        <w:pStyle w:val="Textodecomentrio"/>
+      </w:pPr>
+      <w:r>
+        <w:rPr>
+          <w:rStyle w:val="Refdecomentrio"/>
+        </w:rPr>
+        <w:annotationRef/>
+      </w:r>
+      <w:r>
+        <w:t>Fonte: Arial ou times New Roman; Tamanho: 12 para texto, 10 para citações com mais de três linhas; Cor: preta. Conforme modelo fornecido pelo CETAM.</w:t>
+      </w:r>
+    </w:p>
+    <w:p>
+      <w:pPr>
+        <w:pStyle w:val="Textodecomentrio"/>
+      </w:pPr>
+      <w:r>
+        <w:t>E, ajustar para a forma de lista.</w:t>
+      </w:r>
+    </w:p>
+  </w:comment>
+  <w:comment w:id="15" w:author="Cleverson S. Sobrinho" w:date="2026-08-25T15:01:00Z" w:initials="CS">
+    <w:p>
+      <w:pPr>
+        <w:pStyle w:val="Textodecomentrio"/>
+      </w:pPr>
+      <w:r>
+        <w:rPr>
+          <w:rStyle w:val="Refdecomentrio"/>
+        </w:rPr>
+        <w:annotationRef/>
+      </w:r>
+      <w:r>
+        <w:t>Fonte: Arial ou times New Roman; Tamanho: 12 para texto, 10 para citações com mais de três linhas; Cor: preta. Conforme modelo fornecido pelo CETAM.</w:t>
+      </w:r>
+    </w:p>
+    <w:p>
+      <w:pPr>
+        <w:pStyle w:val="Textodecomentrio"/>
+      </w:pPr>
+      <w:r>
+        <w:t>E, ajustar para a forma de lista.</w:t>
+      </w:r>
+    </w:p>
+  </w:comment>
+  <w:comment w:id="16" w:author="Cleverson S. Sobrinho" w:date="2026-08-25T15:01:00Z" w:initials="CS">
+    <w:p>
+      <w:pPr>
+        <w:pStyle w:val="Textodecomentrio"/>
+      </w:pPr>
+      <w:r>
+        <w:rPr>
+          <w:rStyle w:val="Refdecomentrio"/>
+        </w:rPr>
+        <w:annotationRef/>
+      </w:r>
+      <w:r>
+        <w:t>Refazer. Sugiro um infográfico ou recortes da própria estrutura do projeto.</w:t>
+      </w:r>
+    </w:p>
+  </w:comment>
+  <w:comment w:id="17" w:author="Cleverson S. Sobrinho" w:date="2026-08-25T15:01:00Z" w:initials="CS">
+    <w:p>
+      <w:pPr>
+        <w:pStyle w:val="Textodecomentrio"/>
+      </w:pPr>
+      <w:r>
+        <w:rPr>
+          <w:rStyle w:val="Refdecomentrio"/>
+        </w:rPr>
+        <w:annotationRef/>
+      </w:r>
+      <w:r>
+        <w:t>Fonte: Arial ou times New Roman; Tamanho: 12 para texto, 10 para citações com mais de três linhas; Cor: preta. Conforme modelo fornecido pelo CETAM.</w:t>
+      </w:r>
+    </w:p>
+    <w:p>
+      <w:pPr>
+        <w:pStyle w:val="Textodecomentrio"/>
+      </w:pPr>
+      <w:r>
+        <w:t>E, ajustar para a forma de lista.</w:t>
+      </w:r>
+    </w:p>
+  </w:comment>
+  <w:comment w:id="18" w:author="Cleverson S. Sobrinho" w:date="2026-08-25T15:02:00Z" w:initials="CS">
+    <w:p>
+      <w:pPr>
+        <w:pStyle w:val="Textodecomentrio"/>
+      </w:pPr>
+      <w:r>
+        <w:rPr>
+          <w:rStyle w:val="Refdecomentrio"/>
+        </w:rPr>
+        <w:annotationRef/>
+      </w:r>
+      <w:r>
+        <w:t>Fonte: Arial ou times New Roman; Tamanho: 12 para texto, 10 para citações com mais de três linhas; Cor: preta. Conforme modelo fornecido pelo CETAM.</w:t>
+      </w:r>
+    </w:p>
+    <w:p>
+      <w:pPr>
+        <w:pStyle w:val="Textodecomentrio"/>
+      </w:pPr>
+      <w:r>
+        <w:t>E, ajustar para a forma de lista.</w:t>
+      </w:r>
+    </w:p>
+  </w:comment>
+  <w:comment w:id="19" w:author="Cleverson S. Sobrinho" w:date="2026-08-25T15:02:00Z" w:initials="CS">
+    <w:p>
+      <w:pPr>
+        <w:pStyle w:val="Textodecomentrio"/>
+      </w:pPr>
+      <w:r>
+        <w:rPr>
+          <w:rStyle w:val="Refdecomentrio"/>
+        </w:rPr>
+        <w:annotationRef/>
+      </w:r>
+      <w:r>
+        <w:t>Fonte: Arial ou times New Roman; Tamanho: 12 para texto, 10 para citações com mais de três linhas; Cor: preta. Conforme modelo fornecido pelo CETAM.</w:t>
+      </w:r>
+    </w:p>
+    <w:p>
+      <w:pPr>
+        <w:pStyle w:val="Textodecomentrio"/>
+      </w:pPr>
+      <w:r>
+        <w:t>E, ajustar para a forma de lista.</w:t>
+      </w:r>
+    </w:p>
+  </w:comment>
+  <w:comment w:id="20" w:author="Cleverson S. Sobrinho" w:date="2026-08-25T15:02:00Z" w:initials="CS">
+    <w:p>
+      <w:pPr>
+        <w:pStyle w:val="Textodecomentrio"/>
+      </w:pPr>
+      <w:r>
+        <w:rPr>
+          <w:rStyle w:val="Refdecomentrio"/>
+        </w:rPr>
+        <w:annotationRef/>
+      </w:r>
+      <w:r>
+        <w:t>Fonte: Arial ou times New Roman; Tamanho: 12 para texto, 10 para citações com mais de três linhas; Cor: preta. Conforme modelo fornecido pelo CETAM.</w:t>
+      </w:r>
+    </w:p>
+    <w:p>
+      <w:pPr>
+        <w:pStyle w:val="Textodecomentrio"/>
+      </w:pPr>
+      <w:r>
+        <w:t>E, ajustar para a forma de lista.</w:t>
+      </w:r>
+    </w:p>
+  </w:comment>
+  <w:comment w:id="21" w:author="Cleverson S. Sobrinho" w:date="2026-08-25T15:02:00Z" w:initials="CS">
+    <w:p>
+      <w:pPr>
+        <w:pStyle w:val="Textodecomentrio"/>
+      </w:pPr>
+      <w:r>
+        <w:rPr>
+          <w:rStyle w:val="Refdecomentrio"/>
+        </w:rPr>
+        <w:annotationRef/>
+      </w:r>
+      <w:r>
+        <w:t>Fonte: Arial ou times New Roman; Tamanho: 12 para texto, 10 para citações com mais de três linhas; Cor: preta. Conforme modelo fornecido pelo CETAM.</w:t>
+      </w:r>
+    </w:p>
+    <w:p>
+      <w:pPr>
+        <w:pStyle w:val="Textodecomentrio"/>
+      </w:pPr>
+      <w:r>
+        <w:t>E, ajustar para a forma de lista.</w:t>
+      </w:r>
+    </w:p>
+  </w:comment>
+  <w:comment w:id="22" w:author="Cleverson S. Sobrinho" w:date="2026-08-25T15:03:00Z" w:initials="CS">
+    <w:p>
+      <w:pPr>
+        <w:pStyle w:val="Textodecomentrio"/>
+      </w:pPr>
+      <w:r>
+        <w:rPr>
+          <w:rStyle w:val="Refdecomentrio"/>
+        </w:rPr>
+        <w:annotationRef/>
+      </w:r>
+      <w:r>
+        <w:t>Refazer. Sugiro Infográfico ou recortes de imagens da própria estrutura do projeto.</w:t>
+      </w:r>
+    </w:p>
+  </w:comment>
+  <w:comment w:id="23" w:author="Cleverson S. Sobrinho" w:date="2026-08-25T15:03:00Z" w:initials="CS">
+    <w:p>
+      <w:pPr>
+        <w:pStyle w:val="Textodecomentrio"/>
+      </w:pPr>
+      <w:r>
+        <w:rPr>
+          <w:rStyle w:val="Refdecomentrio"/>
+        </w:rPr>
+        <w:annotationRef/>
+      </w:r>
+      <w:r>
+        <w:t>Refazer. Sugiro Infográfico ou recortes de imagens da própria estrutura do projeto.</w:t>
+      </w:r>
+    </w:p>
+  </w:comment>
+  <w:comment w:id="24" w:author="Cleverson S. Sobrinho" w:date="2026-08-25T15:03:00Z" w:initials="CS">
+    <w:p>
+      <w:pPr>
+        <w:pStyle w:val="Textodecomentrio"/>
+      </w:pPr>
+      <w:r>
+        <w:rPr>
+          <w:rStyle w:val="Refdecomentrio"/>
+        </w:rPr>
+        <w:annotationRef/>
+      </w:r>
+      <w:r>
+        <w:t>Fonte: Arial ou times New Roman; Tamanho: 12 para texto, 10 para citações com mais de três linhas; Cor: preta. Conforme modelo fornecido pelo CETAM.</w:t>
+      </w:r>
+    </w:p>
+    <w:p>
+      <w:pPr>
+        <w:pStyle w:val="Textodecomentrio"/>
+      </w:pPr>
+      <w:r>
+        <w:t>E, ajustar para a forma de lista.</w:t>
+      </w:r>
+    </w:p>
+  </w:comment>
+  <w:comment w:id="25" w:author="Cleverson S. Sobrinho" w:date="2026-08-25T15:03:00Z" w:initials="CS">
+    <w:p>
+      <w:pPr>
+        <w:pStyle w:val="Textodecomentrio"/>
+      </w:pPr>
+      <w:r>
+        <w:rPr>
+          <w:rStyle w:val="Refdecomentrio"/>
+        </w:rPr>
+        <w:annotationRef/>
+      </w:r>
+      <w:r>
+        <w:t>Fonte: Arial ou times New Roman; Tamanho: 12 para texto, 10 para citações com mais de três linhas; Cor: preta. Conforme modelo fornecido pelo CETAM.</w:t>
+      </w:r>
+    </w:p>
+    <w:p>
+      <w:pPr>
+        <w:pStyle w:val="Textodecomentrio"/>
+      </w:pPr>
+      <w:r>
+        <w:t>E, ajustar para a forma de lista.</w:t>
+      </w:r>
+    </w:p>
+  </w:comment>
+  <w:comment w:id="26" w:author="Cleverson S. Sobrinho" w:date="2026-08-25T15:03:00Z" w:initials="CS">
+    <w:p>
+      <w:pPr>
+        <w:pStyle w:val="Textodecomentrio"/>
+      </w:pPr>
+      <w:r>
+        <w:rPr>
+          <w:rStyle w:val="Refdecomentrio"/>
+        </w:rPr>
+        <w:annotationRef/>
+      </w:r>
+      <w:r>
+        <w:t>Fonte: Arial ou times New Roman; Tamanho: 12 para texto, 10 para citações com mais de três linhas; Cor: preta. Conforme modelo fornecido pelo CETAM.</w:t>
+      </w:r>
+    </w:p>
+    <w:p>
+      <w:pPr>
+        <w:pStyle w:val="Textodecomentrio"/>
+      </w:pPr>
+      <w:r>
+        <w:t>E, ajustar para a forma de lista.</w:t>
+      </w:r>
+    </w:p>
+  </w:comment>
+  <w:comment w:id="27" w:author="Cleverson S. Sobrinho" w:date="2026-08-25T15:03:00Z" w:initials="CS">
+    <w:p>
+      <w:pPr>
+        <w:pStyle w:val="Textodecomentrio"/>
+      </w:pPr>
+      <w:r>
+        <w:rPr>
+          <w:rStyle w:val="Refdecomentrio"/>
+        </w:rPr>
+        <w:annotationRef/>
+      </w:r>
+      <w:r>
+        <w:t>Fonte: Arial ou times New Roman; Tamanho: 12 para texto, 10 para citações com mais de três linhas; Cor: preta. Conforme modelo fornecido pelo CETAM.</w:t>
+      </w:r>
+    </w:p>
+    <w:p>
+      <w:pPr>
+        <w:pStyle w:val="Textodecomentrio"/>
+      </w:pPr>
+      <w:r>
+        <w:t>E, ajustar para a forma de lista.</w:t>
+      </w:r>
+    </w:p>
+  </w:comment>
+  <w:comment w:id="28" w:author="Cleverson S. Sobrinho" w:date="2026-08-25T15:04:00Z" w:initials="CS">
+    <w:p>
+      <w:pPr>
+        <w:pStyle w:val="Textodecomentrio"/>
+      </w:pPr>
+      <w:r>
+        <w:rPr>
+          <w:rStyle w:val="Refdecomentrio"/>
+        </w:rPr>
+        <w:annotationRef/>
+      </w:r>
+      <w:r>
+        <w:t>Fonte: Arial ou times New Roman; Tamanho: 12 para texto, 10 para citações com mais de três linhas; Cor: preta. Conforme modelo fornecido pelo CETAM.</w:t>
+      </w:r>
+    </w:p>
+    <w:p>
+      <w:pPr>
+        <w:pStyle w:val="Textodecomentrio"/>
+      </w:pPr>
+      <w:r>
+        <w:t>E, ajustar para a forma de lista.</w:t>
+      </w:r>
+    </w:p>
+  </w:comment>
+  <w:comment w:id="29" w:author="Cleverson S. Sobrinho" w:date="2026-08-25T15:04:00Z" w:initials="CS">
+    <w:p>
+      <w:pPr>
+        <w:pStyle w:val="Textodecomentrio"/>
+      </w:pPr>
+      <w:r>
+        <w:rPr>
+          <w:rStyle w:val="Refdecomentrio"/>
+        </w:rPr>
+        <w:annotationRef/>
+      </w:r>
+      <w:r>
+        <w:t>Fonte: Arial ou times New Roman; Tamanho: 12 para texto, 10 para citações com mais de três linhas; Cor: preta. Conforme modelo fornecido pelo CETAM.</w:t>
+      </w:r>
+    </w:p>
+    <w:p>
+      <w:pPr>
+        <w:pStyle w:val="Textodecomentrio"/>
+      </w:pPr>
+      <w:r>
+        <w:t>E, ajustar para a forma de lista.</w:t>
+      </w:r>
+    </w:p>
+  </w:comment>
+  <w:comment w:id="30" w:author="Cleverson S. Sobrinho" w:date="2026-08-25T15:04:00Z" w:initials="CS">
+    <w:p>
+      <w:pPr>
+        <w:pStyle w:val="Textodecomentrio"/>
+      </w:pPr>
+      <w:r>
+        <w:rPr>
+          <w:rStyle w:val="Refdecomentrio"/>
+        </w:rPr>
+        <w:annotationRef/>
+      </w:r>
+      <w:r>
+        <w:t>Fonte: Arial ou times New Roman; Tamanho: 12 para texto, 10 para citações com mais de três linhas; Cor: preta. Conforme modelo fornecido pelo CETAM.</w:t>
+      </w:r>
+    </w:p>
+    <w:p>
+      <w:pPr>
+        <w:pStyle w:val="Textodecomentrio"/>
+      </w:pPr>
+      <w:r>
+        <w:t>E, ajustar para a forma de lista.</w:t>
+      </w:r>
+    </w:p>
+  </w:comment>
+  <w:comment w:id="31" w:author="Cleverson S. Sobrinho" w:date="2026-08-25T15:04:00Z" w:initials="CS">
+    <w:p>
+      <w:pPr>
+        <w:pStyle w:val="Textodecomentrio"/>
+      </w:pPr>
+      <w:r>
+        <w:rPr>
+          <w:rStyle w:val="Refdecomentrio"/>
+        </w:rPr>
+        <w:annotationRef/>
+      </w:r>
+      <w:r>
+        <w:t>Fonte: Arial ou times New Roman; Tamanho: 12 para texto, 10 para citações com mais de três linhas; Cor: preta. Conforme modelo fornecido pelo CETAM.</w:t>
+      </w:r>
+    </w:p>
+    <w:p>
+      <w:pPr>
+        <w:pStyle w:val="Textodecomentrio"/>
+      </w:pPr>
+      <w:r>
+        <w:t>E, ajustar para a forma de lista.</w:t>
+      </w:r>
+    </w:p>
+  </w:comment>
+  <w:comment w:id="32" w:author="Cleverson S. Sobrinho" w:date="2026-08-25T15:04:00Z" w:initials="CS">
+    <w:p>
+      <w:pPr>
+        <w:pStyle w:val="Textodecomentrio"/>
+      </w:pPr>
+      <w:r>
+        <w:rPr>
+          <w:rStyle w:val="Refdecomentrio"/>
+        </w:rPr>
+        <w:annotationRef/>
+      </w:r>
+      <w:r>
+        <w:t>Fonte: Arial ou times New Roman; Tamanho: 12 para texto, 10 para citações com mais de três linhas; Cor: preta. Conforme modelo fornecido pelo CETAM.</w:t>
+      </w:r>
+    </w:p>
+    <w:p>
+      <w:pPr>
+        <w:pStyle w:val="Textodecomentrio"/>
+      </w:pPr>
+      <w:r>
+        <w:t>E, ajustar para a forma de lista.</w:t>
+      </w:r>
+    </w:p>
+  </w:comment>
+  <w:comment w:id="33" w:author="Cleverson S. Sobrinho" w:date="2026-08-25T15:04:00Z" w:initials="CS">
+    <w:p>
+      <w:pPr>
+        <w:pStyle w:val="Textodecomentrio"/>
+      </w:pPr>
+      <w:r>
+        <w:rPr>
+          <w:rStyle w:val="Refdecomentrio"/>
+        </w:rPr>
+        <w:annotationRef/>
+      </w:r>
+      <w:r>
+        <w:t>Fonte: Arial ou times New Roman; Tamanho: 12 para texto, 10 para citações com mais de três linhas; Cor: preta. Conforme modelo fornecido pelo CETAM.</w:t>
+      </w:r>
+    </w:p>
+    <w:p>
+      <w:pPr>
+        <w:pStyle w:val="Textodecomentrio"/>
+      </w:pPr>
+      <w:r>
+        <w:t>E, ajustar para a forma de lista.</w:t>
+      </w:r>
+    </w:p>
+  </w:comment>
+  <w:comment w:id="34" w:author="Cleverson S. Sobrinho" w:date="2026-08-25T15:04:00Z" w:initials="CS">
+    <w:p>
+      <w:pPr>
+        <w:pStyle w:val="Textodecomentrio"/>
+      </w:pPr>
+      <w:r>
+        <w:rPr>
+          <w:rStyle w:val="Refdecomentrio"/>
+        </w:rPr>
+        <w:annotationRef/>
+      </w:r>
+      <w:r>
+        <w:t>Fonte: Arial ou times New Roman; Tamanho: 12 para texto, 10 para citações com mais de três linhas; Cor: preta. Conforme modelo fornecido pelo CETAM.</w:t>
+      </w:r>
+    </w:p>
+    <w:p>
+      <w:pPr>
+        <w:pStyle w:val="Textodecomentrio"/>
+      </w:pPr>
+      <w:r>
+        <w:t>E, ajustar para a forma de lista.</w:t>
+      </w:r>
+    </w:p>
+  </w:comment>
+  <w:comment w:id="35" w:author="Cleverson S. Sobrinho" w:date="2026-08-25T15:05:00Z" w:initials="CS">
+    <w:p>
+      <w:pPr>
+        <w:pStyle w:val="Textodecomentrio"/>
+      </w:pPr>
+      <w:r>
+        <w:rPr>
+          <w:rStyle w:val="Refdecomentrio"/>
+        </w:rPr>
+        <w:annotationRef/>
+      </w:r>
+      <w:r>
+        <w:t>Fonte: Arial ou times New Roman; Tamanho: 12 para texto, 10 para citações com mais de três linhas; Cor: preta. Conforme modelo fornecido pelo CETAM.</w:t>
+      </w:r>
+    </w:p>
+    <w:p>
+      <w:pPr>
+        <w:pStyle w:val="Textodecomentrio"/>
+      </w:pPr>
+      <w:r>
+        <w:t>E, ajustar para a forma de lista.</w:t>
+      </w:r>
+    </w:p>
+  </w:comment>
+  <w:comment w:id="36" w:author="Cleverson S. Sobrinho" w:date="2026-08-25T15:05:00Z" w:initials="CS">
+    <w:p>
+      <w:pPr>
+        <w:pStyle w:val="Textodecomentrio"/>
+      </w:pPr>
+      <w:r>
+        <w:rPr>
+          <w:rStyle w:val="Refdecomentrio"/>
+        </w:rPr>
+        <w:annotationRef/>
+      </w:r>
+      <w:r>
+        <w:t>Posicionar a Conclusão em uma página exclusivamente para Conclusão.</w:t>
+      </w:r>
+    </w:p>
+  </w:comment>
+  <w:comment w:id="37" w:author="Cleverson S. Sobrinho" w:date="2026-08-25T15:05:00Z" w:initials="CS">
+    <w:p>
+      <w:pPr>
+        <w:pStyle w:val="Textodecomentrio"/>
+      </w:pPr>
+      <w:r>
+        <w:rPr>
+          <w:rStyle w:val="Refdecomentrio"/>
+        </w:rPr>
+        <w:annotationRef/>
+      </w:r>
+      <w:r>
+        <w:t>Fonte: Arial ou times New Roman; Tamanho: 12 para texto, 10 para citações com mais de três linhas; Cor: preta. Conforme modelo fornecido pelo CETAM.</w:t>
+      </w:r>
+    </w:p>
+    <w:p>
+      <w:pPr>
+        <w:pStyle w:val="Textodecomentrio"/>
+      </w:pPr>
+      <w:r>
+        <w:t>E, ajustar para a forma de lista quando houver citações listada.</w:t>
+      </w:r>
+    </w:p>
+  </w:comment>
+  <w:comment w:id="38" w:author="Cleverson S. Sobrinho" w:date="2026-08-25T15:06:00Z" w:initials="CS">
+    <w:p>
+      <w:pPr>
+        <w:pStyle w:val="Textodecomentrio"/>
+      </w:pPr>
+      <w:r>
+        <w:rPr>
+          <w:rStyle w:val="Refdecomentrio"/>
+        </w:rPr>
+        <w:annotationRef/>
+      </w:r>
+      <w:r>
+        <w:t>Posicionar a Bibliografia em uma página exclusiva para a Bibliografia.</w:t>
+      </w:r>
+    </w:p>
+  </w:comment>
+</w:comments>
+</file>
+
+<file path=word/commentsExtended.xml><?xml version="1.0" encoding="utf-8"?>
+<w15:commentsEx xmlns:wpc="http://schemas.microsoft.com/office/word/2010/wordprocessingCanvas" xmlns:cx="http://schemas.microsoft.com/office/drawing/2014/chartex" xmlns:cx1="http://schemas.microsoft.com/office/drawing/2015/9/8/chartex" xmlns:cx2="http://schemas.microsoft.com/office/drawing/2015/10/21/chartex" xmlns:cx3="http://schemas.microsoft.com/office/drawing/2016/5/9/chartex" xmlns:cx4="http://schemas.microsoft.com/office/drawing/2016/5/10/chartex" xmlns:cx5="http://schemas.microsoft.com/office/drawing/2016/5/11/chartex" xmlns:cx6="http://schemas.microsoft.com/office/drawing/2016/5/12/chartex" xmlns:cx7="http://schemas.microsoft.com/office/drawing/2016/5/13/chartex" xmlns:cx8="http://schemas.microsoft.com/office/drawing/2016/5/14/chartex" xmlns:mc="http://schemas.openxmlformats.org/markup-compatibility/2006" xmlns:aink="http://schemas.microsoft.com/office/drawing/2016/ink" xmlns:am3d="http://schemas.microsoft.com/office/drawing/2017/model3d" xmlns:o="urn:schemas-microsoft-com:office:office" xmlns:oel="http://schemas.microsoft.com/office/2019/extlst" xmlns:r="http://schemas.openxmlformats.org/officeDocument/2006/relationships" xmlns:m="http://schemas.openxmlformats.org/officeDocument/2006/math" xmlns:v="urn:schemas-microsoft-com:vml" xmlns:wp14="http://schemas.microsoft.com/office/word/2010/wordprocessingDrawing" xmlns:wp="http://schemas.openxmlformats.org/drawingml/2006/wordprocessingDrawing" xmlns:w10="urn:schemas-microsoft-com:office:word" xmlns:w="http://schemas.openxmlformats.org/wordprocessingml/2006/main" xmlns:w14="http://schemas.microsoft.com/office/word/2010/wordml" xmlns:w15="http://schemas.microsoft.com/office/word/2012/wordml" xmlns:w16cex="http://schemas.microsoft.com/office/word/2018/wordml/cex" xmlns:w16cid="http://schemas.microsoft.com/office/word/2016/wordml/cid" xmlns:w16="http://schemas.microsoft.com/office/word/2018/wordml" xmlns:w16du="http://schemas.microsoft.com/office/word/2023/wordml/word16du" xmlns:w16sdtdh="http://schemas.microsoft.com/office/word/2020/wordml/sdtdatahash" xmlns:w16sdtfl="http://schemas.microsoft.com/office/word/2024/wordml/sdtformatlock" xmlns:w16se="http://schemas.microsoft.com/office/word/2015/wordml/symex" xmlns:wpg="http://schemas.microsoft.com/office/word/2010/wordprocessingGroup" xmlns:wpi="http://schemas.microsoft.com/office/word/2010/wordprocessingInk" xmlns:wne="http://schemas.microsoft.com/office/word/2006/wordml" xmlns:wps="http://schemas.microsoft.com/office/word/2010/wordprocessingShape" mc:Ignorable="w14 w15 w16se w16cid w16 w16cex w16sdtdh w16sdtfl w16du wp14">
+  <w15:commentEx w15:paraId="0BEA62D9" w15:done="0"/>
+  <w15:commentEx w15:paraId="3C53F2B4" w15:done="0"/>
+  <w15:commentEx w15:paraId="5578D42B" w15:done="0"/>
+  <w15:commentEx w15:paraId="245834A1" w15:done="0"/>
+  <w15:commentEx w15:paraId="4B0CFBC6" w15:done="0"/>
+  <w15:commentEx w15:paraId="73CE5B09" w15:done="0"/>
+  <w15:commentEx w15:paraId="6EF0C3EA" w15:done="0"/>
+  <w15:commentEx w15:paraId="0443AE44" w15:done="0"/>
+  <w15:commentEx w15:paraId="14363D39" w15:done="0"/>
+  <w15:commentEx w15:paraId="0E27026A" w15:done="0"/>
+  <w15:commentEx w15:paraId="2AF64096" w15:done="0"/>
+  <w15:commentEx w15:paraId="60F200EA" w15:done="0"/>
+  <w15:commentEx w15:paraId="754CF287" w15:done="0"/>
+  <w15:commentEx w15:paraId="25699C00" w15:done="0"/>
+  <w15:commentEx w15:paraId="216B1B5E" w15:done="0"/>
+  <w15:commentEx w15:paraId="2ED252DF" w15:done="0"/>
+  <w15:commentEx w15:paraId="18378F8D" w15:done="0"/>
+  <w15:commentEx w15:paraId="47146395" w15:done="0"/>
+  <w15:commentEx w15:paraId="1932EAF0" w15:done="0"/>
+  <w15:commentEx w15:paraId="6AB3569B" w15:done="0"/>
+  <w15:commentEx w15:paraId="42C03199" w15:done="0"/>
+  <w15:commentEx w15:paraId="31441920" w15:done="0"/>
+  <w15:commentEx w15:paraId="1753C621" w15:done="0"/>
+  <w15:commentEx w15:paraId="2CC74DB5" w15:done="0"/>
+  <w15:commentEx w15:paraId="120B2BEF" w15:done="0"/>
+  <w15:commentEx w15:paraId="764352EF" w15:done="0"/>
+  <w15:commentEx w15:paraId="00FAB707" w15:done="0"/>
+  <w15:commentEx w15:paraId="340578CD" w15:done="0"/>
+  <w15:commentEx w15:paraId="188D2A28" w15:done="0"/>
+  <w15:commentEx w15:paraId="2840A2DE" w15:done="0"/>
+  <w15:commentEx w15:paraId="3205CC21" w15:done="0"/>
+  <w15:commentEx w15:paraId="529E4AE1" w15:done="0"/>
+  <w15:commentEx w15:paraId="5BFAA7FD" w15:done="0"/>
+  <w15:commentEx w15:paraId="16F3136C" w15:done="0"/>
+  <w15:commentEx w15:paraId="384972F1" w15:done="0"/>
+  <w15:commentEx w15:paraId="155ECA48" w15:done="0"/>
+  <w15:commentEx w15:paraId="64B99878" w15:done="0"/>
+  <w15:commentEx w15:paraId="0393414F" w15:done="0"/>
+  <w15:commentEx w15:paraId="07BFC8EE" w15:done="0"/>
+</w15:commentsEx>
+</file>
+
 <file path=word/commentsExtensible.xml><?xml version="1.0" encoding="utf-8"?>
 <w16cex:commentsExtensible xmlns:wpc="http://schemas.microsoft.com/office/word/2010/wordprocessingCanvas" xmlns:cx="http://schemas.microsoft.com/office/drawing/2014/chartex" xmlns:cx1="http://schemas.microsoft.com/office/drawing/2015/9/8/chartex" xmlns:cx2="http://schemas.microsoft.com/office/drawing/2015/10/21/chartex" xmlns:cx3="http://schemas.microsoft.com/office/drawing/2016/5/9/chartex" xmlns:cx4="http://schemas.microsoft.com/office/drawing/2016/5/10/chartex" xmlns:cx5="http://schemas.microsoft.com/office/drawing/2016/5/11/chartex" xmlns:cx6="http://schemas.microsoft.com/office/drawing/2016/5/12/chartex" xmlns:cx7="http://schemas.microsoft.com/office/drawing/2016/5/13/chartex" xmlns:cx8="http://schemas.microsoft.com/office/drawing/2016/5/14/chartex" xmlns:cr="http://schemas.microsoft.com/office/comments/2020/reactions" xmlns:mc="http://schemas.openxmlformats.org/markup-compatibility/2006" xmlns:aink="http://schemas.microsoft.com/office/drawing/2016/ink" xmlns:am3d="http://schemas.microsoft.com/office/drawing/2017/model3d" xmlns:o="urn:schemas-microsoft-com:office:office" xmlns:oel="http://schemas.microsoft.com/office/2019/extlst" xmlns:r="http://schemas.openxmlformats.org/officeDocument/2006/relationships" xmlns:m="http://schemas.openxmlformats.org/officeDocument/2006/math" xmlns:v="urn:schemas-microsoft-com:vml" xmlns:wp14="http://schemas.microsoft.com/office/word/2010/wordprocessingDrawing" xmlns:wp="http://schemas.openxmlformats.org/drawingml/2006/wordprocessingDrawing" xmlns:w10="urn:schemas-microsoft-com:office:word" xmlns:w="http://schemas.openxmlformats.org/wordprocessingml/2006/main" xmlns:w14="http://schemas.microsoft.com/office/word/2010/wordml" xmlns:w15="http://schemas.microsoft.com/office/word/2012/wordml" xmlns:w16cex="http://schemas.microsoft.com/office/word/2018/wordml/cex" xmlns:w16cid="http://schemas.microsoft.com/office/word/2016/wordml/cid" xmlns:w16="http://schemas.microsoft.com/office/word/2018/wordml" xmlns:w16du="http://schemas.microsoft.com/office/word/2023/wordml/word16du" xmlns:w16sdtdh="http://schemas.microsoft.com/office/word/2020/wordml/sdtdatahash" xmlns:w16sdtfl="http://schemas.microsoft.com/office/word/2024/wordml/sdtformatlock" xmlns:w16se="http://schemas.microsoft.com/office/word/2015/wordml/symex" xmlns:wpg="http://schemas.microsoft.com/office/word/2010/wordprocessingGroup" xmlns:wpi="http://schemas.microsoft.com/office/word/2010/wordprocessingInk" xmlns:wne="http://schemas.microsoft.com/office/word/2006/wordml" xmlns:wps="http://schemas.microsoft.com/office/word/2010/wordprocessingShape" mc:Ignorable="w14 w15 w16se w16cid w16 w16cex w16sdtdh w16sdtfl cr w16du wp14">
-  <w16cex:commentExtensible w16cex:durableId="4F85E5D6" w16cex:dateUtc="2026-08-21T19:54:00Z"/>
+  <w16cex:commentExtensible w16cex:durableId="3B26B267" w16cex:dateUtc="2026-08-25T18:54:00Z"/>
+  <w16cex:commentExtensible w16cex:durableId="081B715F" w16cex:dateUtc="2026-08-25T18:54:00Z"/>
+  <w16cex:commentExtensible w16cex:durableId="4A6CABD9" w16cex:dateUtc="2026-08-25T18:56:00Z"/>
+  <w16cex:commentExtensible w16cex:durableId="7F0B3A7C" w16cex:dateUtc="2026-08-25T18:57:00Z"/>
+  <w16cex:commentExtensible w16cex:durableId="32FFCC1B" w16cex:dateUtc="2026-08-25T18:57:00Z"/>
+  <w16cex:commentExtensible w16cex:durableId="2FEAEBAE" w16cex:dateUtc="2026-08-25T18:57:00Z"/>
+  <w16cex:commentExtensible w16cex:durableId="0A5A8A79" w16cex:dateUtc="2026-08-25T18:58:00Z"/>
+  <w16cex:commentExtensible w16cex:durableId="5D5F8B1A" w16cex:dateUtc="2026-08-25T18:58:00Z"/>
+  <w16cex:commentExtensible w16cex:durableId="21F75DC4" w16cex:dateUtc="2026-08-25T18:58:00Z"/>
+  <w16cex:commentExtensible w16cex:durableId="33E06B80" w16cex:dateUtc="2026-08-25T18:59:00Z"/>
+  <w16cex:commentExtensible w16cex:durableId="1DB783EF" w16cex:dateUtc="2026-08-25T18:59:00Z"/>
+  <w16cex:commentExtensible w16cex:durableId="4B6063D7" w16cex:dateUtc="2026-08-25T19:00:00Z"/>
+  <w16cex:commentExtensible w16cex:durableId="4650AEC5" w16cex:dateUtc="2026-08-25T19:00:00Z"/>
+  <w16cex:commentExtensible w16cex:durableId="6335154D" w16cex:dateUtc="2026-08-25T19:00:00Z"/>
+  <w16cex:commentExtensible w16cex:durableId="128EFEAA" w16cex:dateUtc="2026-08-25T19:00:00Z"/>
+  <w16cex:commentExtensible w16cex:durableId="48E72420" w16cex:dateUtc="2026-08-25T19:01:00Z"/>
+  <w16cex:commentExtensible w16cex:durableId="5B65C26F" w16cex:dateUtc="2026-08-25T19:01:00Z"/>
+  <w16cex:commentExtensible w16cex:durableId="32B26454" w16cex:dateUtc="2026-08-25T19:01:00Z"/>
+  <w16cex:commentExtensible w16cex:durableId="3B953E8A" w16cex:dateUtc="2026-08-25T19:02:00Z"/>
+  <w16cex:commentExtensible w16cex:durableId="64764F5E" w16cex:dateUtc="2026-08-25T19:02:00Z"/>
+  <w16cex:commentExtensible w16cex:durableId="7F0FC317" w16cex:dateUtc="2026-08-25T19:02:00Z"/>
+  <w16cex:commentExtensible w16cex:durableId="72544BFB" w16cex:dateUtc="2026-08-25T19:02:00Z"/>
+  <w16cex:commentExtensible w16cex:durableId="7A9154FF" w16cex:dateUtc="2026-08-25T19:03:00Z"/>
+  <w16cex:commentExtensible w16cex:durableId="1B5DEDD5" w16cex:dateUtc="2026-08-25T19:03:00Z"/>
+  <w16cex:commentExtensible w16cex:durableId="14016AB3" w16cex:dateUtc="2026-08-25T19:03:00Z"/>
+  <w16cex:commentExtensible w16cex:durableId="3F7C73D2" w16cex:dateUtc="2026-08-25T19:03:00Z"/>
+  <w16cex:commentExtensible w16cex:durableId="77F45534" w16cex:dateUtc="2026-08-25T19:03:00Z"/>
+  <w16cex:commentExtensible w16cex:durableId="0BFCE6CC" w16cex:dateUtc="2026-08-25T19:03:00Z"/>
+  <w16cex:commentExtensible w16cex:durableId="59E0DB40" w16cex:dateUtc="2026-08-25T19:04:00Z"/>
+  <w16cex:commentExtensible w16cex:durableId="7B3CB048" w16cex:dateUtc="2026-08-25T19:04:00Z"/>
+  <w16cex:commentExtensible w16cex:durableId="138FFE37" w16cex:dateUtc="2026-08-25T19:04:00Z"/>
+  <w16cex:commentExtensible w16cex:durableId="00458A5B" w16cex:dateUtc="2026-08-25T19:04:00Z"/>
+  <w16cex:commentExtensible w16cex:durableId="34D1D2D8" w16cex:dateUtc="2026-08-25T19:04:00Z"/>
+  <w16cex:commentExtensible w16cex:durableId="73A564E6" w16cex:dateUtc="2026-08-25T19:04:00Z"/>
+  <w16cex:commentExtensible w16cex:durableId="7F6B4F53" w16cex:dateUtc="2026-08-25T19:04:00Z"/>
+  <w16cex:commentExtensible w16cex:durableId="07D01D2C" w16cex:dateUtc="2026-08-25T19:05:00Z"/>
+  <w16cex:commentExtensible w16cex:durableId="60A086DA" w16cex:dateUtc="2026-08-25T19:05:00Z"/>
+  <w16cex:commentExtensible w16cex:durableId="4C8FCAB0" w16cex:dateUtc="2026-08-25T19:05:00Z"/>
+  <w16cex:commentExtensible w16cex:durableId="0B17B559" w16cex:dateUtc="2026-08-25T19:06:00Z"/>
 </w16cex:commentsExtensible>
 </file>
 
 <file path=word/commentsIds.xml><?xml version="1.0" encoding="utf-8"?>
 <w16cid:commentsIds xmlns:wpc="http://schemas.microsoft.com/office/word/2010/wordprocessingCanvas" xmlns:cx="http://schemas.microsoft.com/office/drawing/2014/chartex" xmlns:cx1="http://schemas.microsoft.com/office/drawing/2015/9/8/chartex" xmlns:cx2="http://schemas.microsoft.com/office/drawing/2015/10/21/chartex" xmlns:cx3="http://schemas.microsoft.com/office/drawing/2016/5/9/chartex" xmlns:cx4="http://schemas.microsoft.com/office/drawing/2016/5/10/chartex" xmlns:cx5="http://schemas.microsoft.com/office/drawing/2016/5/11/chartex" xmlns:cx6="http://schemas.microsoft.com/office/drawing/2016/5/12/chartex" xmlns:cx7="http://schemas.microsoft.com/office/drawing/2016/5/13/chartex" xmlns:cx8="http://schemas.microsoft.com/office/drawing/2016/5/14/chartex" xmlns:mc="http://schemas.openxmlformats.org/markup-compatibility/2006" xmlns:aink="http://schemas.microsoft.com/office/drawing/2016/ink" xmlns:am3d="http://schemas.microsoft.com/office/drawing/2017/model3d" xmlns:o="urn:schemas-microsoft-com:office:office" xmlns:oel="http://schemas.microsoft.com/office/2019/extlst" xmlns:r="http://schemas.openxmlformats.org/officeDocument/2006/relationships" xmlns:m="http://schemas.openxmlformats.org/officeDocument/2006/math" xmlns:v="urn:schemas-microsoft-com:vml" xmlns:wp14="http://schemas.microsoft.com/office/word/2010/wordprocessingDrawing" xmlns:wp="http://schemas.openxmlformats.org/drawingml/2006/wordprocessingDrawing" xmlns:w10="urn:schemas-microsoft-com:office:word" xmlns:w="http://schemas.openxmlformats.org/wordprocessingml/2006/main" xmlns:w14="http://schemas.microsoft.com/office/word/2010/wordml" xmlns:w15="http://schemas.microsoft.com/office/word/2012/wordml" xmlns:w16cex="http://schemas.microsoft.com/office/word/2018/wordml/cex" xmlns:w16cid="http://schemas.microsoft.com/office/word/2016/wordml/cid" xmlns:w16="http://schemas.microsoft.com/office/word/2018/wordml" xmlns:w16du="http://schemas.microsoft.com/office/word/2023/wordml/word16du" xmlns:w16sdtdh="http://schemas.microsoft.com/office/word/2020/wordml/sdtdatahash" xmlns:w16sdtfl="http://schemas.microsoft.com/office/word/2024/wordml/sdtformatlock" xmlns:w16se="http://schemas.microsoft.com/office/word/2015/wordml/symex" xmlns:wpg="http://schemas.microsoft.com/office/word/2010/wordprocessingGroup" xmlns:wpi="http://schemas.microsoft.com/office/word/2010/wordprocessingInk" xmlns:wne="http://schemas.microsoft.com/office/word/2006/wordml" xmlns:wps="http://schemas.microsoft.com/office/word/2010/wordprocessingShape" mc:Ignorable="w14 w15 w16se w16cid w16 w16cex w16sdtdh w16sdtfl w16du wp14">
-  <w16cid:commentId w16cid:paraId="55605696" w16cid:durableId="4F85E5D6"/>
+  <w16cid:commentId w16cid:paraId="0BEA62D9" w16cid:durableId="3B26B267"/>
+  <w16cid:commentId w16cid:paraId="3C53F2B4" w16cid:durableId="081B715F"/>
+  <w16cid:commentId w16cid:paraId="5578D42B" w16cid:durableId="4A6CABD9"/>
+  <w16cid:commentId w16cid:paraId="245834A1" w16cid:durableId="7F0B3A7C"/>
+  <w16cid:commentId w16cid:paraId="4B0CFBC6" w16cid:durableId="32FFCC1B"/>
+  <w16cid:commentId w16cid:paraId="73CE5B09" w16cid:durableId="2FEAEBAE"/>
+  <w16cid:commentId w16cid:paraId="6EF0C3EA" w16cid:durableId="0A5A8A79"/>
+  <w16cid:commentId w16cid:paraId="0443AE44" w16cid:durableId="5D5F8B1A"/>
+  <w16cid:commentId w16cid:paraId="14363D39" w16cid:durableId="21F75DC4"/>
+  <w16cid:commentId w16cid:paraId="0E27026A" w16cid:durableId="33E06B80"/>
+  <w16cid:commentId w16cid:paraId="2AF64096" w16cid:durableId="1DB783EF"/>
+  <w16cid:commentId w16cid:paraId="60F200EA" w16cid:durableId="4B6063D7"/>
+  <w16cid:commentId w16cid:paraId="754CF287" w16cid:durableId="4650AEC5"/>
+  <w16cid:commentId w16cid:paraId="25699C00" w16cid:durableId="6335154D"/>
+  <w16cid:commentId w16cid:paraId="216B1B5E" w16cid:durableId="128EFEAA"/>
+  <w16cid:commentId w16cid:paraId="2ED252DF" w16cid:durableId="48E72420"/>
+  <w16cid:commentId w16cid:paraId="18378F8D" w16cid:durableId="5B65C26F"/>
+  <w16cid:commentId w16cid:paraId="47146395" w16cid:durableId="32B26454"/>
+  <w16cid:commentId w16cid:paraId="1932EAF0" w16cid:durableId="3B953E8A"/>
+  <w16cid:commentId w16cid:paraId="6AB3569B" w16cid:durableId="64764F5E"/>
+  <w16cid:commentId w16cid:paraId="42C03199" w16cid:durableId="7F0FC317"/>
+  <w16cid:commentId w16cid:paraId="31441920" w16cid:durableId="72544BFB"/>
+  <w16cid:commentId w16cid:paraId="1753C621" w16cid:durableId="7A9154FF"/>
+  <w16cid:commentId w16cid:paraId="2CC74DB5" w16cid:durableId="1B5DEDD5"/>
+  <w16cid:commentId w16cid:paraId="120B2BEF" w16cid:durableId="14016AB3"/>
+  <w16cid:commentId w16cid:paraId="764352EF" w16cid:durableId="3F7C73D2"/>
+  <w16cid:commentId w16cid:paraId="00FAB707" w16cid:durableId="77F45534"/>
+  <w16cid:commentId w16cid:paraId="340578CD" w16cid:durableId="0BFCE6CC"/>
+  <w16cid:commentId w16cid:paraId="188D2A28" w16cid:durableId="59E0DB40"/>
+  <w16cid:commentId w16cid:paraId="2840A2DE" w16cid:durableId="7B3CB048"/>
+  <w16cid:commentId w16cid:paraId="3205CC21" w16cid:durableId="138FFE37"/>
+  <w16cid:commentId w16cid:paraId="529E4AE1" w16cid:durableId="00458A5B"/>
+  <w16cid:commentId w16cid:paraId="5BFAA7FD" w16cid:durableId="34D1D2D8"/>
+  <w16cid:commentId w16cid:paraId="16F3136C" w16cid:durableId="73A564E6"/>
+  <w16cid:commentId w16cid:paraId="384972F1" w16cid:durableId="7F6B4F53"/>
+  <w16cid:commentId w16cid:paraId="155ECA48" w16cid:durableId="07D01D2C"/>
+  <w16cid:commentId w16cid:paraId="64B99878" w16cid:durableId="60A086DA"/>
+  <w16cid:commentId w16cid:paraId="0393414F" w16cid:durableId="4C8FCAB0"/>
+  <w16cid:commentId w16cid:paraId="07BFC8EE" w16cid:durableId="0B17B559"/>
 </w16cid:commentsIds>
 </file>
 
 <file path=word/endnotes.xml><?xml version="1.0" encoding="utf-8"?>
-<w:endnotes xmlns:wpc="http://schemas.microsoft.com/office/word/2010/wordprocessingCanvas" xmlns:cx="http://schemas.microsoft.com/office/drawing/2014/chartex" xmlns:mc="http://schemas.openxmlformats.org/markup-compatibility/2006" xmlns:o="urn:schemas-microsoft-com:office:office" xmlns:r="http://schemas.openxmlformats.org/officeDocument/2006/relationships" xmlns:m="http://schemas.openxmlformats.org/officeDocument/2006/math" xmlns:v="urn:schemas-microsoft-com:vml" xmlns:wp14="http://schemas.microsoft.com/office/word/2010/wordprocessingDrawing" xmlns:wp="http://schemas.openxmlformats.org/drawingml/2006/wordprocessingDrawing" xmlns:w10="urn:schemas-microsoft-com:office:word" xmlns:w="http://schemas.openxmlformats.org/wordprocessingml/2006/main" xmlns:w14="http://schemas.microsoft.com/office/word/2010/wordml" xmlns:w15="http://schemas.microsoft.com/office/word/2012/wordml" xmlns:w16se="http://schemas.microsoft.com/office/word/2015/wordml/symex" xmlns:wpg="http://schemas.microsoft.com/office/word/2010/wordprocessingGroup" xmlns:wpi="http://schemas.microsoft.com/office/word/2010/wordprocessingInk" xmlns:wne="http://schemas.microsoft.com/office/word/2006/wordml" xmlns:wps="http://schemas.microsoft.com/office/word/2010/wordprocessingShape" mc:Ignorable="w14 w15 w16se wp14">
+<w:endnotes xmlns:wpc="http://schemas.microsoft.com/office/word/2010/wordprocessingCanvas" xmlns:cx="http://schemas.microsoft.com/office/drawing/2014/chartex" xmlns:cx1="http://schemas.microsoft.com/office/drawing/2015/9/8/chartex" xmlns:cx2="http://schemas.microsoft.com/office/drawing/2015/10/21/chartex" xmlns:cx3="http://schemas.microsoft.com/office/drawing/2016/5/9/chartex" xmlns:cx4="http://schemas.microsoft.com/office/drawing/2016/5/10/chartex" xmlns:cx5="http://schemas.microsoft.com/office/drawing/2016/5/11/chartex" xmlns:cx6="http://schemas.microsoft.com/office/drawing/2016/5/12/chartex" xmlns:cx7="http://schemas.microsoft.com/office/drawing/2016/5/13/chartex" xmlns:cx8="http://schemas.microsoft.com/office/drawing/2016/5/14/chartex" xmlns:mc="http://schemas.openxmlformats.org/markup-compatibility/2006" xmlns:aink="http://schemas.microsoft.com/office/drawing/2016/ink" xmlns:am3d="http://schemas.microsoft.com/office/drawing/2017/model3d" xmlns:o="urn:schemas-microsoft-com:office:office" xmlns:oel="http://schemas.microsoft.com/office/2019/extlst" xmlns:r="http://schemas.openxmlformats.org/officeDocument/2006/relationships" xmlns:m="http://schemas.openxmlformats.org/officeDocument/2006/math" xmlns:v="urn:schemas-microsoft-com:vml" xmlns:wp14="http://schemas.microsoft.com/office/word/2010/wordprocessingDrawing" xmlns:wp="http://schemas.openxmlformats.org/drawingml/2006/wordprocessingDrawing" xmlns:w10="urn:schemas-microsoft-com:office:word" xmlns:w="http://schemas.openxmlformats.org/wordprocessingml/2006/main" xmlns:w14="http://schemas.microsoft.com/office/word/2010/wordml" xmlns:w15="http://schemas.microsoft.com/office/word/2012/wordml" xmlns:w16cex="http://schemas.microsoft.com/office/word/2018/wordml/cex" xmlns:w16cid="http://schemas.microsoft.com/office/word/2016/wordml/cid" xmlns:w16="http://schemas.microsoft.com/office/word/2018/wordml" xmlns:w16du="http://schemas.microsoft.com/office/word/2023/wordml/word16du" xmlns:w16sdtdh="http://schemas.microsoft.com/office/word/2020/wordml/sdtdatahash" xmlns:w16sdtfl="http://schemas.microsoft.com/office/word/2024/wordml/sdtformatlock" xmlns:w16se="http://schemas.microsoft.com/office/word/2015/wordml/symex" xmlns:wpg="http://schemas.microsoft.com/office/word/2010/wordprocessingGroup" xmlns:wpi="http://schemas.microsoft.com/office/word/2010/wordprocessingInk" xmlns:wne="http://schemas.microsoft.com/office/word/2006/wordml" xmlns:wps="http://schemas.microsoft.com/office/word/2010/wordprocessingShape" mc:Ignorable="w14 w15 w16se w16cid w16 w16cex w16sdtdh w16sdtfl w16du wp14">
   <w:endnote w:type="separator" w:id="-1">
     <w:p>
       <w:r>
@@ -4382,7 +5733,7 @@
 </file>
 
 <file path=word/footer1.xml><?xml version="1.0" encoding="utf-8"?>
-<w:ftr xmlns:wpc="http://schemas.microsoft.com/office/word/2010/wordprocessingCanvas" xmlns:cx="http://schemas.microsoft.com/office/drawing/2014/chartex" xmlns:mc="http://schemas.openxmlformats.org/markup-compatibility/2006" xmlns:o="urn:schemas-microsoft-com:office:office" xmlns:r="http://schemas.openxmlformats.org/officeDocument/2006/relationships" xmlns:m="http://schemas.openxmlformats.org/officeDocument/2006/math" xmlns:v="urn:schemas-microsoft-com:vml" xmlns:wp14="http://schemas.microsoft.com/office/word/2010/wordprocessingDrawing" xmlns:wp="http://schemas.openxmlformats.org/drawingml/2006/wordprocessingDrawing" xmlns:w10="urn:schemas-microsoft-com:office:word" xmlns:w="http://schemas.openxmlformats.org/wordprocessingml/2006/main" xmlns:w14="http://schemas.microsoft.com/office/word/2010/wordml" xmlns:w15="http://schemas.microsoft.com/office/word/2012/wordml" xmlns:w16se="http://schemas.microsoft.com/office/word/2015/wordml/symex" xmlns:wpg="http://schemas.microsoft.com/office/word/2010/wordprocessingGroup" xmlns:wpi="http://schemas.microsoft.com/office/word/2010/wordprocessingInk" xmlns:wne="http://schemas.microsoft.com/office/word/2006/wordml" xmlns:wps="http://schemas.microsoft.com/office/word/2010/wordprocessingShape" mc:Ignorable="w14 w15 w16se wp14">
+<w:ftr xmlns:wpc="http://schemas.microsoft.com/office/word/2010/wordprocessingCanvas" xmlns:cx="http://schemas.microsoft.com/office/drawing/2014/chartex" xmlns:cx1="http://schemas.microsoft.com/office/drawing/2015/9/8/chartex" xmlns:cx2="http://schemas.microsoft.com/office/drawing/2015/10/21/chartex" xmlns:cx3="http://schemas.microsoft.com/office/drawing/2016/5/9/chartex" xmlns:cx4="http://schemas.microsoft.com/office/drawing/2016/5/10/chartex" xmlns:cx5="http://schemas.microsoft.com/office/drawing/2016/5/11/chartex" xmlns:cx6="http://schemas.microsoft.com/office/drawing/2016/5/12/chartex" xmlns:cx7="http://schemas.microsoft.com/office/drawing/2016/5/13/chartex" xmlns:cx8="http://schemas.microsoft.com/office/drawing/2016/5/14/chartex" xmlns:mc="http://schemas.openxmlformats.org/markup-compatibility/2006" xmlns:aink="http://schemas.microsoft.com/office/drawing/2016/ink" xmlns:am3d="http://schemas.microsoft.com/office/drawing/2017/model3d" xmlns:o="urn:schemas-microsoft-com:office:office" xmlns:oel="http://schemas.microsoft.com/office/2019/extlst" xmlns:r="http://schemas.openxmlformats.org/officeDocument/2006/relationships" xmlns:m="http://schemas.openxmlformats.org/officeDocument/2006/math" xmlns:v="urn:schemas-microsoft-com:vml" xmlns:wp14="http://schemas.microsoft.com/office/word/2010/wordprocessingDrawing" xmlns:wp="http://schemas.openxmlformats.org/drawingml/2006/wordprocessingDrawing" xmlns:w10="urn:schemas-microsoft-com:office:word" xmlns:w="http://schemas.openxmlformats.org/wordprocessingml/2006/main" xmlns:w14="http://schemas.microsoft.com/office/word/2010/wordml" xmlns:w15="http://schemas.microsoft.com/office/word/2012/wordml" xmlns:w16cex="http://schemas.microsoft.com/office/word/2018/wordml/cex" xmlns:w16cid="http://schemas.microsoft.com/office/word/2016/wordml/cid" xmlns:w16="http://schemas.microsoft.com/office/word/2018/wordml" xmlns:w16du="http://schemas.microsoft.com/office/word/2023/wordml/word16du" xmlns:w16sdtdh="http://schemas.microsoft.com/office/word/2020/wordml/sdtdatahash" xmlns:w16sdtfl="http://schemas.microsoft.com/office/word/2024/wordml/sdtformatlock" xmlns:w16se="http://schemas.microsoft.com/office/word/2015/wordml/symex" xmlns:wpg="http://schemas.microsoft.com/office/word/2010/wordprocessingGroup" xmlns:wpi="http://schemas.microsoft.com/office/word/2010/wordprocessingInk" xmlns:wne="http://schemas.microsoft.com/office/word/2006/wordml" xmlns:wps="http://schemas.microsoft.com/office/word/2010/wordprocessingShape" mc:Ignorable="w14 w15 w16se w16cid w16 w16cex w16sdtdh w16sdtfl w16du wp14">
   <w:p>
     <w:pPr>
       <w:pStyle w:val="Rodap"/>
@@ -4392,7 +5743,7 @@
 </file>
 
 <file path=word/footer2.xml><?xml version="1.0" encoding="utf-8"?>
-<w:ftr xmlns:wpc="http://schemas.microsoft.com/office/word/2010/wordprocessingCanvas" xmlns:cx="http://schemas.microsoft.com/office/drawing/2014/chartex" xmlns:mc="http://schemas.openxmlformats.org/markup-compatibility/2006" xmlns:o="urn:schemas-microsoft-com:office:office" xmlns:r="http://schemas.openxmlformats.org/officeDocument/2006/relationships" xmlns:m="http://schemas.openxmlformats.org/officeDocument/2006/math" xmlns:v="urn:schemas-microsoft-com:vml" xmlns:wp14="http://schemas.microsoft.com/office/word/2010/wordprocessingDrawing" xmlns:wp="http://schemas.openxmlformats.org/drawingml/2006/wordprocessingDrawing" xmlns:w10="urn:schemas-microsoft-com:office:word" xmlns:w="http://schemas.openxmlformats.org/wordprocessingml/2006/main" xmlns:w14="http://schemas.microsoft.com/office/word/2010/wordml" xmlns:w15="http://schemas.microsoft.com/office/word/2012/wordml" xmlns:w16se="http://schemas.microsoft.com/office/word/2015/wordml/symex" xmlns:wpg="http://schemas.microsoft.com/office/word/2010/wordprocessingGroup" xmlns:wpi="http://schemas.microsoft.com/office/word/2010/wordprocessingInk" xmlns:wne="http://schemas.microsoft.com/office/word/2006/wordml" xmlns:wps="http://schemas.microsoft.com/office/word/2010/wordprocessingShape" mc:Ignorable="w14 w15 w16se wp14">
+<w:ftr xmlns:wpc="http://schemas.microsoft.com/office/word/2010/wordprocessingCanvas" xmlns:cx="http://schemas.microsoft.com/office/drawing/2014/chartex" xmlns:cx1="http://schemas.microsoft.com/office/drawing/2015/9/8/chartex" xmlns:cx2="http://schemas.microsoft.com/office/drawing/2015/10/21/chartex" xmlns:cx3="http://schemas.microsoft.com/office/drawing/2016/5/9/chartex" xmlns:cx4="http://schemas.microsoft.com/office/drawing/2016/5/10/chartex" xmlns:cx5="http://schemas.microsoft.com/office/drawing/2016/5/11/chartex" xmlns:cx6="http://schemas.microsoft.com/office/drawing/2016/5/12/chartex" xmlns:cx7="http://schemas.microsoft.com/office/drawing/2016/5/13/chartex" xmlns:cx8="http://schemas.microsoft.com/office/drawing/2016/5/14/chartex" xmlns:mc="http://schemas.openxmlformats.org/markup-compatibility/2006" xmlns:aink="http://schemas.microsoft.com/office/drawing/2016/ink" xmlns:am3d="http://schemas.microsoft.com/office/drawing/2017/model3d" xmlns:o="urn:schemas-microsoft-com:office:office" xmlns:oel="http://schemas.microsoft.com/office/2019/extlst" xmlns:r="http://schemas.openxmlformats.org/officeDocument/2006/relationships" xmlns:m="http://schemas.openxmlformats.org/officeDocument/2006/math" xmlns:v="urn:schemas-microsoft-com:vml" xmlns:wp14="http://schemas.microsoft.com/office/word/2010/wordprocessingDrawing" xmlns:wp="http://schemas.openxmlformats.org/drawingml/2006/wordprocessingDrawing" xmlns:w10="urn:schemas-microsoft-com:office:word" xmlns:w="http://schemas.openxmlformats.org/wordprocessingml/2006/main" xmlns:w14="http://schemas.microsoft.com/office/word/2010/wordml" xmlns:w15="http://schemas.microsoft.com/office/word/2012/wordml" xmlns:w16cex="http://schemas.microsoft.com/office/word/2018/wordml/cex" xmlns:w16cid="http://schemas.microsoft.com/office/word/2016/wordml/cid" xmlns:w16="http://schemas.microsoft.com/office/word/2018/wordml" xmlns:w16du="http://schemas.microsoft.com/office/word/2023/wordml/word16du" xmlns:w16sdtdh="http://schemas.microsoft.com/office/word/2020/wordml/sdtdatahash" xmlns:w16sdtfl="http://schemas.microsoft.com/office/word/2024/wordml/sdtformatlock" xmlns:w16se="http://schemas.microsoft.com/office/word/2015/wordml/symex" xmlns:wpg="http://schemas.microsoft.com/office/word/2010/wordprocessingGroup" xmlns:wpi="http://schemas.microsoft.com/office/word/2010/wordprocessingInk" xmlns:wne="http://schemas.microsoft.com/office/word/2006/wordml" xmlns:wps="http://schemas.microsoft.com/office/word/2010/wordprocessingShape" mc:Ignorable="w14 w15 w16se w16cid w16 w16cex w16sdtdh w16sdtfl w16du wp14">
   <w:p>
     <w:pPr>
       <w:pStyle w:val="Rodap"/>
@@ -4402,7 +5753,7 @@
 </file>
 
 <file path=word/footer3.xml><?xml version="1.0" encoding="utf-8"?>
-<w:ftr xmlns:wpc="http://schemas.microsoft.com/office/word/2010/wordprocessingCanvas" xmlns:cx="http://schemas.microsoft.com/office/drawing/2014/chartex" xmlns:mc="http://schemas.openxmlformats.org/markup-compatibility/2006" xmlns:o="urn:schemas-microsoft-com:office:office" xmlns:r="http://schemas.openxmlformats.org/officeDocument/2006/relationships" xmlns:m="http://schemas.openxmlformats.org/officeDocument/2006/math" xmlns:v="urn:schemas-microsoft-com:vml" xmlns:wp14="http://schemas.microsoft.com/office/word/2010/wordprocessingDrawing" xmlns:wp="http://schemas.openxmlformats.org/drawingml/2006/wordprocessingDrawing" xmlns:w10="urn:schemas-microsoft-com:office:word" xmlns:w="http://schemas.openxmlformats.org/wordprocessingml/2006/main" xmlns:w14="http://schemas.microsoft.com/office/word/2010/wordml" xmlns:w15="http://schemas.microsoft.com/office/word/2012/wordml" xmlns:w16se="http://schemas.microsoft.com/office/word/2015/wordml/symex" xmlns:wpg="http://schemas.microsoft.com/office/word/2010/wordprocessingGroup" xmlns:wpi="http://schemas.microsoft.com/office/word/2010/wordprocessingInk" xmlns:wne="http://schemas.microsoft.com/office/word/2006/wordml" xmlns:wps="http://schemas.microsoft.com/office/word/2010/wordprocessingShape" mc:Ignorable="w14 w15 w16se wp14">
+<w:ftr xmlns:wpc="http://schemas.microsoft.com/office/word/2010/wordprocessingCanvas" xmlns:cx="http://schemas.microsoft.com/office/drawing/2014/chartex" xmlns:cx1="http://schemas.microsoft.com/office/drawing/2015/9/8/chartex" xmlns:cx2="http://schemas.microsoft.com/office/drawing/2015/10/21/chartex" xmlns:cx3="http://schemas.microsoft.com/office/drawing/2016/5/9/chartex" xmlns:cx4="http://schemas.microsoft.com/office/drawing/2016/5/10/chartex" xmlns:cx5="http://schemas.microsoft.com/office/drawing/2016/5/11/chartex" xmlns:cx6="http://schemas.microsoft.com/office/drawing/2016/5/12/chartex" xmlns:cx7="http://schemas.microsoft.com/office/drawing/2016/5/13/chartex" xmlns:cx8="http://schemas.microsoft.com/office/drawing/2016/5/14/chartex" xmlns:mc="http://schemas.openxmlformats.org/markup-compatibility/2006" xmlns:aink="http://schemas.microsoft.com/office/drawing/2016/ink" xmlns:am3d="http://schemas.microsoft.com/office/drawing/2017/model3d" xmlns:o="urn:schemas-microsoft-com:office:office" xmlns:oel="http://schemas.microsoft.com/office/2019/extlst" xmlns:r="http://schemas.openxmlformats.org/officeDocument/2006/relationships" xmlns:m="http://schemas.openxmlformats.org/officeDocument/2006/math" xmlns:v="urn:schemas-microsoft-com:vml" xmlns:wp14="http://schemas.microsoft.com/office/word/2010/wordprocessingDrawing" xmlns:wp="http://schemas.openxmlformats.org/drawingml/2006/wordprocessingDrawing" xmlns:w10="urn:schemas-microsoft-com:office:word" xmlns:w="http://schemas.openxmlformats.org/wordprocessingml/2006/main" xmlns:w14="http://schemas.microsoft.com/office/word/2010/wordml" xmlns:w15="http://schemas.microsoft.com/office/word/2012/wordml" xmlns:w16cex="http://schemas.microsoft.com/office/word/2018/wordml/cex" xmlns:w16cid="http://schemas.microsoft.com/office/word/2016/wordml/cid" xmlns:w16="http://schemas.microsoft.com/office/word/2018/wordml" xmlns:w16du="http://schemas.microsoft.com/office/word/2023/wordml/word16du" xmlns:w16sdtdh="http://schemas.microsoft.com/office/word/2020/wordml/sdtdatahash" xmlns:w16sdtfl="http://schemas.microsoft.com/office/word/2024/wordml/sdtformatlock" xmlns:w16se="http://schemas.microsoft.com/office/word/2015/wordml/symex" xmlns:wpg="http://schemas.microsoft.com/office/word/2010/wordprocessingGroup" xmlns:wpi="http://schemas.microsoft.com/office/word/2010/wordprocessingInk" xmlns:wne="http://schemas.microsoft.com/office/word/2006/wordml" xmlns:wps="http://schemas.microsoft.com/office/word/2010/wordprocessingShape" mc:Ignorable="w14 w15 w16se w16cid w16 w16cex w16sdtdh w16sdtfl w16du wp14">
   <w:p>
     <w:pPr>
       <w:pStyle w:val="Rodap"/>
@@ -4412,7 +5763,7 @@
 </file>
 
 <file path=word/footnotes.xml><?xml version="1.0" encoding="utf-8"?>
-<w:footnotes xmlns:wpc="http://schemas.microsoft.com/office/word/2010/wordprocessingCanvas" xmlns:cx="http://schemas.microsoft.com/office/drawing/2014/chartex" xmlns:mc="http://schemas.openxmlformats.org/markup-compatibility/2006" xmlns:o="urn:schemas-microsoft-com:office:office" xmlns:r="http://schemas.openxmlformats.org/officeDocument/2006/relationships" xmlns:m="http://schemas.openxmlformats.org/officeDocument/2006/math" xmlns:v="urn:schemas-microsoft-com:vml" xmlns:wp14="http://schemas.microsoft.com/office/word/2010/wordprocessingDrawing" xmlns:wp="http://schemas.openxmlformats.org/drawingml/2006/wordprocessingDrawing" xmlns:w10="urn:schemas-microsoft-com:office:word" xmlns:w="http://schemas.openxmlformats.org/wordprocessingml/2006/main" xmlns:w14="http://schemas.microsoft.com/office/word/2010/wordml" xmlns:w15="http://schemas.microsoft.com/office/word/2012/wordml" xmlns:w16se="http://schemas.microsoft.com/office/word/2015/wordml/symex" xmlns:wpg="http://schemas.microsoft.com/office/word/2010/wordprocessingGroup" xmlns:wpi="http://schemas.microsoft.com/office/word/2010/wordprocessingInk" xmlns:wne="http://schemas.microsoft.com/office/word/2006/wordml" xmlns:wps="http://schemas.microsoft.com/office/word/2010/wordprocessingShape" mc:Ignorable="w14 w15 w16se wp14">
+<w:footnotes xmlns:wpc="http://schemas.microsoft.com/office/word/2010/wordprocessingCanvas" xmlns:cx="http://schemas.microsoft.com/office/drawing/2014/chartex" xmlns:cx1="http://schemas.microsoft.com/office/drawing/2015/9/8/chartex" xmlns:cx2="http://schemas.microsoft.com/office/drawing/2015/10/21/chartex" xmlns:cx3="http://schemas.microsoft.com/office/drawing/2016/5/9/chartex" xmlns:cx4="http://schemas.microsoft.com/office/drawing/2016/5/10/chartex" xmlns:cx5="http://schemas.microsoft.com/office/drawing/2016/5/11/chartex" xmlns:cx6="http://schemas.microsoft.com/office/drawing/2016/5/12/chartex" xmlns:cx7="http://schemas.microsoft.com/office/drawing/2016/5/13/chartex" xmlns:cx8="http://schemas.microsoft.com/office/drawing/2016/5/14/chartex" xmlns:mc="http://schemas.openxmlformats.org/markup-compatibility/2006" xmlns:aink="http://schemas.microsoft.com/office/drawing/2016/ink" xmlns:am3d="http://schemas.microsoft.com/office/drawing/2017/model3d" xmlns:o="urn:schemas-microsoft-com:office:office" xmlns:oel="http://schemas.microsoft.com/office/2019/extlst" xmlns:r="http://schemas.openxmlformats.org/officeDocument/2006/relationships" xmlns:m="http://schemas.openxmlformats.org/officeDocument/2006/math" xmlns:v="urn:schemas-microsoft-com:vml" xmlns:wp14="http://schemas.microsoft.com/office/word/2010/wordprocessingDrawing" xmlns:wp="http://schemas.openxmlformats.org/drawingml/2006/wordprocessingDrawing" xmlns:w10="urn:schemas-microsoft-com:office:word" xmlns:w="http://schemas.openxmlformats.org/wordprocessingml/2006/main" xmlns:w14="http://schemas.microsoft.com/office/word/2010/wordml" xmlns:w15="http://schemas.microsoft.com/office/word/2012/wordml" xmlns:w16cex="http://schemas.microsoft.com/office/word/2018/wordml/cex" xmlns:w16cid="http://schemas.microsoft.com/office/word/2016/wordml/cid" xmlns:w16="http://schemas.microsoft.com/office/word/2018/wordml" xmlns:w16du="http://schemas.microsoft.com/office/word/2023/wordml/word16du" xmlns:w16sdtdh="http://schemas.microsoft.com/office/word/2020/wordml/sdtdatahash" xmlns:w16sdtfl="http://schemas.microsoft.com/office/word/2024/wordml/sdtformatlock" xmlns:w16se="http://schemas.microsoft.com/office/word/2015/wordml/symex" xmlns:wpg="http://schemas.microsoft.com/office/word/2010/wordprocessingGroup" xmlns:wpi="http://schemas.microsoft.com/office/word/2010/wordprocessingInk" xmlns:wne="http://schemas.microsoft.com/office/word/2006/wordml" xmlns:wps="http://schemas.microsoft.com/office/word/2010/wordprocessingShape" mc:Ignorable="w14 w15 w16se w16cid w16 w16cex w16sdtdh w16sdtfl w16du wp14">
   <w:footnote w:type="separator" w:id="-1">
     <w:p>
       <w:r>
@@ -4431,7 +5782,7 @@
 </file>
 
 <file path=word/header1.xml><?xml version="1.0" encoding="utf-8"?>
-<w:hdr xmlns:wpc="http://schemas.microsoft.com/office/word/2010/wordprocessingCanvas" xmlns:cx="http://schemas.microsoft.com/office/drawing/2014/chartex" xmlns:mc="http://schemas.openxmlformats.org/markup-compatibility/2006" xmlns:o="urn:schemas-microsoft-com:office:office" xmlns:r="http://schemas.openxmlformats.org/officeDocument/2006/relationships" xmlns:m="http://schemas.openxmlformats.org/officeDocument/2006/math" xmlns:v="urn:schemas-microsoft-com:vml" xmlns:wp14="http://schemas.microsoft.com/office/word/2010/wordprocessingDrawing" xmlns:wp="http://schemas.openxmlformats.org/drawingml/2006/wordprocessingDrawing" xmlns:w10="urn:schemas-microsoft-com:office:word" xmlns:w="http://schemas.openxmlformats.org/wordprocessingml/2006/main" xmlns:w14="http://schemas.microsoft.com/office/word/2010/wordml" xmlns:w15="http://schemas.microsoft.com/office/word/2012/wordml" xmlns:w16se="http://schemas.microsoft.com/office/word/2015/wordml/symex" xmlns:wpg="http://schemas.microsoft.com/office/word/2010/wordprocessingGroup" xmlns:wpi="http://schemas.microsoft.com/office/word/2010/wordprocessingInk" xmlns:wne="http://schemas.microsoft.com/office/word/2006/wordml" xmlns:wps="http://schemas.microsoft.com/office/word/2010/wordprocessingShape" mc:Ignorable="w14 w15 w16se wp14">
+<w:hdr xmlns:wpc="http://schemas.microsoft.com/office/word/2010/wordprocessingCanvas" xmlns:cx="http://schemas.microsoft.com/office/drawing/2014/chartex" xmlns:cx1="http://schemas.microsoft.com/office/drawing/2015/9/8/chartex" xmlns:cx2="http://schemas.microsoft.com/office/drawing/2015/10/21/chartex" xmlns:cx3="http://schemas.microsoft.com/office/drawing/2016/5/9/chartex" xmlns:cx4="http://schemas.microsoft.com/office/drawing/2016/5/10/chartex" xmlns:cx5="http://schemas.microsoft.com/office/drawing/2016/5/11/chartex" xmlns:cx6="http://schemas.microsoft.com/office/drawing/2016/5/12/chartex" xmlns:cx7="http://schemas.microsoft.com/office/drawing/2016/5/13/chartex" xmlns:cx8="http://schemas.microsoft.com/office/drawing/2016/5/14/chartex" xmlns:mc="http://schemas.openxmlformats.org/markup-compatibility/2006" xmlns:aink="http://schemas.microsoft.com/office/drawing/2016/ink" xmlns:am3d="http://schemas.microsoft.com/office/drawing/2017/model3d" xmlns:o="urn:schemas-microsoft-com:office:office" xmlns:oel="http://schemas.microsoft.com/office/2019/extlst" xmlns:r="http://schemas.openxmlformats.org/officeDocument/2006/relationships" xmlns:m="http://schemas.openxmlformats.org/officeDocument/2006/math" xmlns:v="urn:schemas-microsoft-com:vml" xmlns:wp14="http://schemas.microsoft.com/office/word/2010/wordprocessingDrawing" xmlns:wp="http://schemas.openxmlformats.org/drawingml/2006/wordprocessingDrawing" xmlns:w10="urn:schemas-microsoft-com:office:word" xmlns:w="http://schemas.openxmlformats.org/wordprocessingml/2006/main" xmlns:w14="http://schemas.microsoft.com/office/word/2010/wordml" xmlns:w15="http://schemas.microsoft.com/office/word/2012/wordml" xmlns:w16cex="http://schemas.microsoft.com/office/word/2018/wordml/cex" xmlns:w16cid="http://schemas.microsoft.com/office/word/2016/wordml/cid" xmlns:w16="http://schemas.microsoft.com/office/word/2018/wordml" xmlns:w16du="http://schemas.microsoft.com/office/word/2023/wordml/word16du" xmlns:w16sdtdh="http://schemas.microsoft.com/office/word/2020/wordml/sdtdatahash" xmlns:w16sdtfl="http://schemas.microsoft.com/office/word/2024/wordml/sdtformatlock" xmlns:w16se="http://schemas.microsoft.com/office/word/2015/wordml/symex" xmlns:wpg="http://schemas.microsoft.com/office/word/2010/wordprocessingGroup" xmlns:wpi="http://schemas.microsoft.com/office/word/2010/wordprocessingInk" xmlns:wne="http://schemas.microsoft.com/office/word/2006/wordml" xmlns:wps="http://schemas.microsoft.com/office/word/2010/wordprocessingShape" mc:Ignorable="w14 w15 w16se w16cid w16 w16cex w16sdtdh w16sdtfl w16du wp14">
   <w:p>
     <w:pPr>
       <w:pStyle w:val="Cabealho"/>
@@ -4441,7 +5792,7 @@
 </file>
 
 <file path=word/header2.xml><?xml version="1.0" encoding="utf-8"?>
-<w:hdr xmlns:wpc="http://schemas.microsoft.com/office/word/2010/wordprocessingCanvas" xmlns:cx="http://schemas.microsoft.com/office/drawing/2014/chartex" xmlns:mc="http://schemas.openxmlformats.org/markup-compatibility/2006" xmlns:o="urn:schemas-microsoft-com:office:office" xmlns:r="http://schemas.openxmlformats.org/officeDocument/2006/relationships" xmlns:m="http://schemas.openxmlformats.org/officeDocument/2006/math" xmlns:v="urn:schemas-microsoft-com:vml" xmlns:wp14="http://schemas.microsoft.com/office/word/2010/wordprocessingDrawing" xmlns:wp="http://schemas.openxmlformats.org/drawingml/2006/wordprocessingDrawing" xmlns:w10="urn:schemas-microsoft-com:office:word" xmlns:w="http://schemas.openxmlformats.org/wordprocessingml/2006/main" xmlns:w14="http://schemas.microsoft.com/office/word/2010/wordml" xmlns:w15="http://schemas.microsoft.com/office/word/2012/wordml" xmlns:w16se="http://schemas.microsoft.com/office/word/2015/wordml/symex" xmlns:wpg="http://schemas.microsoft.com/office/word/2010/wordprocessingGroup" xmlns:wpi="http://schemas.microsoft.com/office/word/2010/wordprocessingInk" xmlns:wne="http://schemas.microsoft.com/office/word/2006/wordml" xmlns:wps="http://schemas.microsoft.com/office/word/2010/wordprocessingShape" mc:Ignorable="w14 w15 w16se wp14">
+<w:hdr xmlns:wpc="http://schemas.microsoft.com/office/word/2010/wordprocessingCanvas" xmlns:cx="http://schemas.microsoft.com/office/drawing/2014/chartex" xmlns:cx1="http://schemas.microsoft.com/office/drawing/2015/9/8/chartex" xmlns:cx2="http://schemas.microsoft.com/office/drawing/2015/10/21/chartex" xmlns:cx3="http://schemas.microsoft.com/office/drawing/2016/5/9/chartex" xmlns:cx4="http://schemas.microsoft.com/office/drawing/2016/5/10/chartex" xmlns:cx5="http://schemas.microsoft.com/office/drawing/2016/5/11/chartex" xmlns:cx6="http://schemas.microsoft.com/office/drawing/2016/5/12/chartex" xmlns:cx7="http://schemas.microsoft.com/office/drawing/2016/5/13/chartex" xmlns:cx8="http://schemas.microsoft.com/office/drawing/2016/5/14/chartex" xmlns:mc="http://schemas.openxmlformats.org/markup-compatibility/2006" xmlns:aink="http://schemas.microsoft.com/office/drawing/2016/ink" xmlns:am3d="http://schemas.microsoft.com/office/drawing/2017/model3d" xmlns:o="urn:schemas-microsoft-com:office:office" xmlns:oel="http://schemas.microsoft.com/office/2019/extlst" xmlns:r="http://schemas.openxmlformats.org/officeDocument/2006/relationships" xmlns:m="http://schemas.openxmlformats.org/officeDocument/2006/math" xmlns:v="urn:schemas-microsoft-com:vml" xmlns:wp14="http://schemas.microsoft.com/office/word/2010/wordprocessingDrawing" xmlns:wp="http://schemas.openxmlformats.org/drawingml/2006/wordprocessingDrawing" xmlns:w10="urn:schemas-microsoft-com:office:word" xmlns:w="http://schemas.openxmlformats.org/wordprocessingml/2006/main" xmlns:w14="http://schemas.microsoft.com/office/word/2010/wordml" xmlns:w15="http://schemas.microsoft.com/office/word/2012/wordml" xmlns:w16cex="http://schemas.microsoft.com/office/word/2018/wordml/cex" xmlns:w16cid="http://schemas.microsoft.com/office/word/2016/wordml/cid" xmlns:w16="http://schemas.microsoft.com/office/word/2018/wordml" xmlns:w16du="http://schemas.microsoft.com/office/word/2023/wordml/word16du" xmlns:w16sdtdh="http://schemas.microsoft.com/office/word/2020/wordml/sdtdatahash" xmlns:w16sdtfl="http://schemas.microsoft.com/office/word/2024/wordml/sdtformatlock" xmlns:w16se="http://schemas.microsoft.com/office/word/2015/wordml/symex" xmlns:wpg="http://schemas.microsoft.com/office/word/2010/wordprocessingGroup" xmlns:wpi="http://schemas.microsoft.com/office/word/2010/wordprocessingInk" xmlns:wne="http://schemas.microsoft.com/office/word/2006/wordml" xmlns:wps="http://schemas.microsoft.com/office/word/2010/wordprocessingShape" mc:Ignorable="w14 w15 w16se w16cid w16 w16cex w16sdtdh w16sdtfl w16du wp14">
   <w:p>
     <w:pPr>
       <w:jc w:val="center"/>
@@ -4451,7 +5802,7 @@
         <w:noProof/>
       </w:rPr>
       <w:drawing>
-        <wp:inline distT="0" distB="0" distL="0" distR="0">
+        <wp:inline distT="0" distB="0" distL="0" distR="0" wp14:anchorId="3354F1BF" wp14:editId="5CCAEC39">
           <wp:extent cx="2852553" cy="1054360"/>
           <wp:effectExtent l="0" t="0" r="5080" b="0"/>
           <wp:docPr id="1" name="Picture 1"/>
@@ -4496,7 +5847,7 @@
 </file>
 
 <file path=word/header3.xml><?xml version="1.0" encoding="utf-8"?>
-<w:hdr xmlns:wpc="http://schemas.microsoft.com/office/word/2010/wordprocessingCanvas" xmlns:cx="http://schemas.microsoft.com/office/drawing/2014/chartex" xmlns:mc="http://schemas.openxmlformats.org/markup-compatibility/2006" xmlns:o="urn:schemas-microsoft-com:office:office" xmlns:r="http://schemas.openxmlformats.org/officeDocument/2006/relationships" xmlns:m="http://schemas.openxmlformats.org/officeDocument/2006/math" xmlns:v="urn:schemas-microsoft-com:vml" xmlns:wp14="http://schemas.microsoft.com/office/word/2010/wordprocessingDrawing" xmlns:wp="http://schemas.openxmlformats.org/drawingml/2006/wordprocessingDrawing" xmlns:w10="urn:schemas-microsoft-com:office:word" xmlns:w="http://schemas.openxmlformats.org/wordprocessingml/2006/main" xmlns:w14="http://schemas.microsoft.com/office/word/2010/wordml" xmlns:w15="http://schemas.microsoft.com/office/word/2012/wordml" xmlns:w16se="http://schemas.microsoft.com/office/word/2015/wordml/symex" xmlns:wpg="http://schemas.microsoft.com/office/word/2010/wordprocessingGroup" xmlns:wpi="http://schemas.microsoft.com/office/word/2010/wordprocessingInk" xmlns:wne="http://schemas.microsoft.com/office/word/2006/wordml" xmlns:wps="http://schemas.microsoft.com/office/word/2010/wordprocessingShape" mc:Ignorable="w14 w15 w16se wp14">
+<w:hdr xmlns:wpc="http://schemas.microsoft.com/office/word/2010/wordprocessingCanvas" xmlns:cx="http://schemas.microsoft.com/office/drawing/2014/chartex" xmlns:cx1="http://schemas.microsoft.com/office/drawing/2015/9/8/chartex" xmlns:cx2="http://schemas.microsoft.com/office/drawing/2015/10/21/chartex" xmlns:cx3="http://schemas.microsoft.com/office/drawing/2016/5/9/chartex" xmlns:cx4="http://schemas.microsoft.com/office/drawing/2016/5/10/chartex" xmlns:cx5="http://schemas.microsoft.com/office/drawing/2016/5/11/chartex" xmlns:cx6="http://schemas.microsoft.com/office/drawing/2016/5/12/chartex" xmlns:cx7="http://schemas.microsoft.com/office/drawing/2016/5/13/chartex" xmlns:cx8="http://schemas.microsoft.com/office/drawing/2016/5/14/chartex" xmlns:mc="http://schemas.openxmlformats.org/markup-compatibility/2006" xmlns:aink="http://schemas.microsoft.com/office/drawing/2016/ink" xmlns:am3d="http://schemas.microsoft.com/office/drawing/2017/model3d" xmlns:o="urn:schemas-microsoft-com:office:office" xmlns:oel="http://schemas.microsoft.com/office/2019/extlst" xmlns:r="http://schemas.openxmlformats.org/officeDocument/2006/relationships" xmlns:m="http://schemas.openxmlformats.org/officeDocument/2006/math" xmlns:v="urn:schemas-microsoft-com:vml" xmlns:wp14="http://schemas.microsoft.com/office/word/2010/wordprocessingDrawing" xmlns:wp="http://schemas.openxmlformats.org/drawingml/2006/wordprocessingDrawing" xmlns:w10="urn:schemas-microsoft-com:office:word" xmlns:w="http://schemas.openxmlformats.org/wordprocessingml/2006/main" xmlns:w14="http://schemas.microsoft.com/office/word/2010/wordml" xmlns:w15="http://schemas.microsoft.com/office/word/2012/wordml" xmlns:w16cex="http://schemas.microsoft.com/office/word/2018/wordml/cex" xmlns:w16cid="http://schemas.microsoft.com/office/word/2016/wordml/cid" xmlns:w16="http://schemas.microsoft.com/office/word/2018/wordml" xmlns:w16du="http://schemas.microsoft.com/office/word/2023/wordml/word16du" xmlns:w16sdtdh="http://schemas.microsoft.com/office/word/2020/wordml/sdtdatahash" xmlns:w16sdtfl="http://schemas.microsoft.com/office/word/2024/wordml/sdtformatlock" xmlns:w16se="http://schemas.microsoft.com/office/word/2015/wordml/symex" xmlns:wpg="http://schemas.microsoft.com/office/word/2010/wordprocessingGroup" xmlns:wpi="http://schemas.microsoft.com/office/word/2010/wordprocessingInk" xmlns:wne="http://schemas.microsoft.com/office/word/2006/wordml" xmlns:wps="http://schemas.microsoft.com/office/word/2010/wordprocessingShape" mc:Ignorable="w14 w15 w16se w16cid w16 w16cex w16sdtdh w16sdtfl w16du wp14">
   <w:p>
     <w:pPr>
       <w:pStyle w:val="Cabealho"/>
@@ -4506,7 +5857,7 @@
 </file>
 
 <file path=word/numbering.xml><?xml version="1.0" encoding="utf-8"?>
-<w:numbering xmlns:wpc="http://schemas.microsoft.com/office/word/2010/wordprocessingCanvas" xmlns:cx="http://schemas.microsoft.com/office/drawing/2014/chartex" xmlns:mc="http://schemas.openxmlformats.org/markup-compatibility/2006" xmlns:o="urn:schemas-microsoft-com:office:office" xmlns:r="http://schemas.openxmlformats.org/officeDocument/2006/relationships" xmlns:m="http://schemas.openxmlformats.org/officeDocument/2006/math" xmlns:v="urn:schemas-microsoft-com:vml" xmlns:wp14="http://schemas.microsoft.com/office/word/2010/wordprocessingDrawing" xmlns:wp="http://schemas.openxmlformats.org/drawingml/2006/wordprocessingDrawing" xmlns:w10="urn:schemas-microsoft-com:office:word" xmlns:w="http://schemas.openxmlformats.org/wordprocessingml/2006/main" xmlns:w14="http://schemas.microsoft.com/office/word/2010/wordml" xmlns:w15="http://schemas.microsoft.com/office/word/2012/wordml" xmlns:w16se="http://schemas.microsoft.com/office/word/2015/wordml/symex" xmlns:wpg="http://schemas.microsoft.com/office/word/2010/wordprocessingGroup" xmlns:wpi="http://schemas.microsoft.com/office/word/2010/wordprocessingInk" xmlns:wne="http://schemas.microsoft.com/office/word/2006/wordml" xmlns:wps="http://schemas.microsoft.com/office/word/2010/wordprocessingShape" mc:Ignorable="w14 w15 w16se wp14">
+<w:numbering xmlns:wpc="http://schemas.microsoft.com/office/word/2010/wordprocessingCanvas" xmlns:cx="http://schemas.microsoft.com/office/drawing/2014/chartex" xmlns:cx1="http://schemas.microsoft.com/office/drawing/2015/9/8/chartex" xmlns:cx2="http://schemas.microsoft.com/office/drawing/2015/10/21/chartex" xmlns:cx3="http://schemas.microsoft.com/office/drawing/2016/5/9/chartex" xmlns:cx4="http://schemas.microsoft.com/office/drawing/2016/5/10/chartex" xmlns:cx5="http://schemas.microsoft.com/office/drawing/2016/5/11/chartex" xmlns:cx6="http://schemas.microsoft.com/office/drawing/2016/5/12/chartex" xmlns:cx7="http://schemas.microsoft.com/office/drawing/2016/5/13/chartex" xmlns:cx8="http://schemas.microsoft.com/office/drawing/2016/5/14/chartex" xmlns:mc="http://schemas.openxmlformats.org/markup-compatibility/2006" xmlns:aink="http://schemas.microsoft.com/office/drawing/2016/ink" xmlns:am3d="http://schemas.microsoft.com/office/drawing/2017/model3d" xmlns:o="urn:schemas-microsoft-com:office:office" xmlns:oel="http://schemas.microsoft.com/office/2019/extlst" xmlns:r="http://schemas.openxmlformats.org/officeDocument/2006/relationships" xmlns:m="http://schemas.openxmlformats.org/officeDocument/2006/math" xmlns:v="urn:schemas-microsoft-com:vml" xmlns:wp14="http://schemas.microsoft.com/office/word/2010/wordprocessingDrawing" xmlns:wp="http://schemas.openxmlformats.org/drawingml/2006/wordprocessingDrawing" xmlns:w10="urn:schemas-microsoft-com:office:word" xmlns:w="http://schemas.openxmlformats.org/wordprocessingml/2006/main" xmlns:w14="http://schemas.microsoft.com/office/word/2010/wordml" xmlns:w15="http://schemas.microsoft.com/office/word/2012/wordml" xmlns:w16cex="http://schemas.microsoft.com/office/word/2018/wordml/cex" xmlns:w16cid="http://schemas.microsoft.com/office/word/2016/wordml/cid" xmlns:w16="http://schemas.microsoft.com/office/word/2018/wordml" xmlns:w16du="http://schemas.microsoft.com/office/word/2023/wordml/word16du" xmlns:w16sdtdh="http://schemas.microsoft.com/office/word/2020/wordml/sdtdatahash" xmlns:w16sdtfl="http://schemas.microsoft.com/office/word/2024/wordml/sdtformatlock" xmlns:w16se="http://schemas.microsoft.com/office/word/2015/wordml/symex" xmlns:wpg="http://schemas.microsoft.com/office/word/2010/wordprocessingGroup" xmlns:wpi="http://schemas.microsoft.com/office/word/2010/wordprocessingInk" xmlns:wne="http://schemas.microsoft.com/office/word/2006/wordml" xmlns:wps="http://schemas.microsoft.com/office/word/2010/wordprocessingShape" mc:Ignorable="w14 w15 w16se w16cid w16 w16cex w16sdtdh w16sdtfl w16du wp14">
   <w:abstractNum w:abstractNumId="0" w15:restartNumberingAfterBreak="0">
     <w:nsid w:val="4B4F62BC"/>
     <w:multiLevelType w:val="hybridMultilevel"/>
@@ -4593,7 +5944,7 @@
       </w:pPr>
     </w:lvl>
   </w:abstractNum>
-  <w:num w:numId="1">
+  <w:num w:numId="1" w16cid:durableId="1527017199">
     <w:abstractNumId w:val="0"/>
     <w:lvlOverride w:ilvl="0">
       <w:startOverride w:val="1"/>
@@ -4602,8 +5953,16 @@
 </w:numbering>
 </file>
 
+<file path=word/people.xml><?xml version="1.0" encoding="utf-8"?>
+<w15:people xmlns:wpc="http://schemas.microsoft.com/office/word/2010/wordprocessingCanvas" xmlns:cx="http://schemas.microsoft.com/office/drawing/2014/chartex" xmlns:cx1="http://schemas.microsoft.com/office/drawing/2015/9/8/chartex" xmlns:cx2="http://schemas.microsoft.com/office/drawing/2015/10/21/chartex" xmlns:cx3="http://schemas.microsoft.com/office/drawing/2016/5/9/chartex" xmlns:cx4="http://schemas.microsoft.com/office/drawing/2016/5/10/chartex" xmlns:cx5="http://schemas.microsoft.com/office/drawing/2016/5/11/chartex" xmlns:cx6="http://schemas.microsoft.com/office/drawing/2016/5/12/chartex" xmlns:cx7="http://schemas.microsoft.com/office/drawing/2016/5/13/chartex" xmlns:cx8="http://schemas.microsoft.com/office/drawing/2016/5/14/chartex" xmlns:mc="http://schemas.openxmlformats.org/markup-compatibility/2006" xmlns:aink="http://schemas.microsoft.com/office/drawing/2016/ink" xmlns:am3d="http://schemas.microsoft.com/office/drawing/2017/model3d" xmlns:o="urn:schemas-microsoft-com:office:office" xmlns:oel="http://schemas.microsoft.com/office/2019/extlst" xmlns:r="http://schemas.openxmlformats.org/officeDocument/2006/relationships" xmlns:m="http://schemas.openxmlformats.org/officeDocument/2006/math" xmlns:v="urn:schemas-microsoft-com:vml" xmlns:wp14="http://schemas.microsoft.com/office/word/2010/wordprocessingDrawing" xmlns:wp="http://schemas.openxmlformats.org/drawingml/2006/wordprocessingDrawing" xmlns:w10="urn:schemas-microsoft-com:office:word" xmlns:w="http://schemas.openxmlformats.org/wordprocessingml/2006/main" xmlns:w14="http://schemas.microsoft.com/office/word/2010/wordml" xmlns:w15="http://schemas.microsoft.com/office/word/2012/wordml" xmlns:w16cex="http://schemas.microsoft.com/office/word/2018/wordml/cex" xmlns:w16cid="http://schemas.microsoft.com/office/word/2016/wordml/cid" xmlns:w16="http://schemas.microsoft.com/office/word/2018/wordml" xmlns:w16du="http://schemas.microsoft.com/office/word/2023/wordml/word16du" xmlns:w16sdtdh="http://schemas.microsoft.com/office/word/2020/wordml/sdtdatahash" xmlns:w16sdtfl="http://schemas.microsoft.com/office/word/2024/wordml/sdtformatlock" xmlns:w16se="http://schemas.microsoft.com/office/word/2015/wordml/symex" xmlns:wpg="http://schemas.microsoft.com/office/word/2010/wordprocessingGroup" xmlns:wpi="http://schemas.microsoft.com/office/word/2010/wordprocessingInk" xmlns:wne="http://schemas.microsoft.com/office/word/2006/wordml" xmlns:wps="http://schemas.microsoft.com/office/word/2010/wordprocessingShape" mc:Ignorable="w14 w15 w16se w16cid w16 w16cex w16sdtdh w16sdtfl w16du wp14">
+  <w15:person w15:author="Cleverson S. Sobrinho">
+    <w15:presenceInfo w15:providerId="Windows Live" w15:userId="0cd7cd78bee6268b"/>
+  </w15:person>
+</w15:people>
+</file>
+
 <file path=word/styles.xml><?xml version="1.0" encoding="utf-8"?>
-<w:styles xmlns:mc="http://schemas.openxmlformats.org/markup-compatibility/2006" xmlns:r="http://schemas.openxmlformats.org/officeDocument/2006/relationships" xmlns:w="http://schemas.openxmlformats.org/wordprocessingml/2006/main" xmlns:w14="http://schemas.microsoft.com/office/word/2010/wordml" xmlns:w15="http://schemas.microsoft.com/office/word/2012/wordml" xmlns:w16se="http://schemas.microsoft.com/office/word/2015/wordml/symex" mc:Ignorable="w14 w15 w16se">
+<w:styles xmlns:mc="http://schemas.openxmlformats.org/markup-compatibility/2006" xmlns:r="http://schemas.openxmlformats.org/officeDocument/2006/relationships" xmlns:w="http://schemas.openxmlformats.org/wordprocessingml/2006/main" xmlns:w14="http://schemas.microsoft.com/office/word/2010/wordml" xmlns:w15="http://schemas.microsoft.com/office/word/2012/wordml" xmlns:w16cex="http://schemas.microsoft.com/office/word/2018/wordml/cex" xmlns:w16cid="http://schemas.microsoft.com/office/word/2016/wordml/cid" xmlns:w16="http://schemas.microsoft.com/office/word/2018/wordml" xmlns:w16du="http://schemas.microsoft.com/office/word/2023/wordml/word16du" xmlns:w16sdtdh="http://schemas.microsoft.com/office/word/2020/wordml/sdtdatahash" xmlns:w16sdtfl="http://schemas.microsoft.com/office/word/2024/wordml/sdtformatlock" xmlns:w16se="http://schemas.microsoft.com/office/word/2015/wordml/symex" mc:Ignorable="w14 w15 w16se w16cid w16 w16cex w16sdtdh w16sdtfl w16du">
   <w:docDefaults>
     <w:rPrDefault>
       <w:rPr>
@@ -4613,7 +5972,7 @@
     </w:rPrDefault>
     <w:pPrDefault/>
   </w:docDefaults>
-  <w:latentStyles w:defLockedState="0" w:defUIPriority="99" w:defSemiHidden="0" w:defUnhideWhenUsed="0" w:defQFormat="0" w:count="371">
+  <w:latentStyles w:defLockedState="0" w:defUIPriority="99" w:defSemiHidden="0" w:defUnhideWhenUsed="0" w:defQFormat="0" w:count="376">
     <w:lsdException w:name="Normal" w:uiPriority="0" w:qFormat="1"/>
     <w:lsdException w:name="heading 1" w:uiPriority="9" w:qFormat="1"/>
     <w:lsdException w:name="heading 2" w:semiHidden="1" w:uiPriority="9" w:unhideWhenUsed="1" w:qFormat="1"/>
@@ -4985,6 +6344,11 @@
     <w:lsdException w:name="List Table 5 Dark Accent 6" w:uiPriority="50"/>
     <w:lsdException w:name="List Table 6 Colorful Accent 6" w:uiPriority="51"/>
     <w:lsdException w:name="List Table 7 Colorful Accent 6" w:uiPriority="52"/>
+    <w:lsdException w:name="Mention" w:semiHidden="1" w:unhideWhenUsed="1"/>
+    <w:lsdException w:name="Smart Hyperlink" w:semiHidden="1" w:unhideWhenUsed="1"/>
+    <w:lsdException w:name="Hashtag" w:semiHidden="1" w:unhideWhenUsed="1"/>
+    <w:lsdException w:name="Unresolved Mention" w:semiHidden="1" w:unhideWhenUsed="1"/>
+    <w:lsdException w:name="Smart Link" w:semiHidden="1" w:unhideWhenUsed="1"/>
   </w:latentStyles>
   <w:style w:type="paragraph" w:default="1" w:styleId="Normal">
     <w:name w:val="Normal"/>
